--- a/Part A/Part A - Apache Jmeter.docx
+++ b/Part A/Part A - Apache Jmeter.docx
@@ -1000,8 +1000,16 @@
               <w:rPr>
                 <w:rFonts w:ascii="Times New Roman" w:eastAsia="Times New Roman" w:hAnsi="Times New Roman" w:cs="Times New Roman"/>
               </w:rPr>
-              <w:t>Ms. Yella Mehroze</w:t>
-            </w:r>
+              <w:t xml:space="preserve">Ms. Yella </w:t>
+            </w:r>
+            <w:proofErr w:type="spellStart"/>
+            <w:r>
+              <w:rPr>
+                <w:rFonts w:ascii="Times New Roman" w:eastAsia="Times New Roman" w:hAnsi="Times New Roman" w:cs="Times New Roman"/>
+              </w:rPr>
+              <w:t>Mehroze</w:t>
+            </w:r>
+            <w:proofErr w:type="spellEnd"/>
           </w:p>
         </w:tc>
         <w:tc>
@@ -1243,7 +1251,7 @@
               <w:rPr>
                 <w:rFonts w:ascii="Times New Roman" w:eastAsia="Times New Roman" w:hAnsi="Times New Roman" w:cs="Times New Roman"/>
               </w:rPr>
-              <w:t>A,</w:t>
+              <w:t>A</w:t>
             </w:r>
           </w:p>
         </w:tc>
@@ -2016,8 +2024,19 @@
                     <w:sz w:val="18"/>
                     <w:szCs w:val="18"/>
                   </w:rPr>
-                  <w:t xml:space="preserve">  C:\JMeter   or   /opt/jmeter</w:t>
+                  <w:t xml:space="preserve">  C:\JMeter   or   /opt/</w:t>
                 </w:r>
+                <w:proofErr w:type="spellStart"/>
+                <w:r>
+                  <w:rPr>
+                    <w:rFonts w:ascii="Arial Unicode MS" w:eastAsia="Arial Unicode MS" w:hAnsi="Arial Unicode MS" w:cs="Arial Unicode MS"/>
+                    <w:color w:val="333333"/>
+                    <w:sz w:val="18"/>
+                    <w:szCs w:val="18"/>
+                  </w:rPr>
+                  <w:t>jmeter</w:t>
+                </w:r>
+                <w:proofErr w:type="spellEnd"/>
               </w:sdtContent>
             </w:sdt>
           </w:p>
@@ -2582,17 +2601,229 @@
         <w:t>Click the green Run button. Confirm a GREEN result. Note the response time and response code</w:t>
       </w:r>
     </w:p>
+    <w:p/>
     <w:p>
       <w:pPr>
-        <w:pStyle w:val="Heading2"/>
         <w:jc w:val="center"/>
       </w:pPr>
+      <w:r>
+        <w:drawing>
+          <wp:inline distT="0" distB="0" distL="0" distR="0" wp14:anchorId="3F05C612" wp14:editId="73D2DB24">
+            <wp:extent cx="3154377" cy="2370764"/>
+            <wp:effectExtent l="76200" t="76200" r="141605" b="125095"/>
+            <wp:docPr id="601833676" name="Picture 1"/>
+            <wp:cNvGraphicFramePr>
+              <a:graphicFrameLocks xmlns:a="http://schemas.openxmlformats.org/drawingml/2006/main" noChangeAspect="1"/>
+            </wp:cNvGraphicFramePr>
+            <a:graphic xmlns:a="http://schemas.openxmlformats.org/drawingml/2006/main">
+              <a:graphicData uri="http://schemas.openxmlformats.org/drawingml/2006/picture">
+                <pic:pic xmlns:pic="http://schemas.openxmlformats.org/drawingml/2006/picture">
+                  <pic:nvPicPr>
+                    <pic:cNvPr id="601833676" name=""/>
+                    <pic:cNvPicPr/>
+                  </pic:nvPicPr>
+                  <pic:blipFill>
+                    <a:blip r:embed="rId12"/>
+                    <a:stretch>
+                      <a:fillRect/>
+                    </a:stretch>
+                  </pic:blipFill>
+                  <pic:spPr>
+                    <a:xfrm>
+                      <a:off x="0" y="0"/>
+                      <a:ext cx="3165173" cy="2378878"/>
+                    </a:xfrm>
+                    <a:prstGeom prst="rect">
+                      <a:avLst/>
+                    </a:prstGeom>
+                    <a:ln w="38100" cap="sq">
+                      <a:solidFill>
+                        <a:srgbClr val="000000"/>
+                      </a:solidFill>
+                      <a:prstDash val="solid"/>
+                      <a:miter lim="800000"/>
+                    </a:ln>
+                    <a:effectLst>
+                      <a:outerShdw blurRad="50800" dist="38100" dir="2700000" algn="tl" rotWithShape="0">
+                        <a:srgbClr val="000000">
+                          <a:alpha val="43000"/>
+                        </a:srgbClr>
+                      </a:outerShdw>
+                    </a:effectLst>
+                  </pic:spPr>
+                </pic:pic>
+              </a:graphicData>
+            </a:graphic>
+          </wp:inline>
+        </w:drawing>
+      </w:r>
     </w:p>
     <w:p>
       <w:pPr>
-        <w:pStyle w:val="Heading2"/>
-      </w:pPr>
-      <w:r>
+        <w:jc w:val="center"/>
+      </w:pPr>
+      <w:r>
+        <w:drawing>
+          <wp:inline distT="0" distB="0" distL="0" distR="0" wp14:anchorId="1EFC9DCB" wp14:editId="51D4C1F0">
+            <wp:extent cx="5869961" cy="1280560"/>
+            <wp:effectExtent l="76200" t="76200" r="130810" b="129540"/>
+            <wp:docPr id="338873900" name="Picture 1"/>
+            <wp:cNvGraphicFramePr>
+              <a:graphicFrameLocks xmlns:a="http://schemas.openxmlformats.org/drawingml/2006/main" noChangeAspect="1"/>
+            </wp:cNvGraphicFramePr>
+            <a:graphic xmlns:a="http://schemas.openxmlformats.org/drawingml/2006/main">
+              <a:graphicData uri="http://schemas.openxmlformats.org/drawingml/2006/picture">
+                <pic:pic xmlns:pic="http://schemas.openxmlformats.org/drawingml/2006/picture">
+                  <pic:nvPicPr>
+                    <pic:cNvPr id="338873900" name=""/>
+                    <pic:cNvPicPr/>
+                  </pic:nvPicPr>
+                  <pic:blipFill>
+                    <a:blip r:embed="rId13"/>
+                    <a:stretch>
+                      <a:fillRect/>
+                    </a:stretch>
+                  </pic:blipFill>
+                  <pic:spPr>
+                    <a:xfrm>
+                      <a:off x="0" y="0"/>
+                      <a:ext cx="5881190" cy="1283010"/>
+                    </a:xfrm>
+                    <a:prstGeom prst="rect">
+                      <a:avLst/>
+                    </a:prstGeom>
+                    <a:ln w="38100" cap="sq">
+                      <a:solidFill>
+                        <a:srgbClr val="000000"/>
+                      </a:solidFill>
+                      <a:prstDash val="solid"/>
+                      <a:miter lim="800000"/>
+                    </a:ln>
+                    <a:effectLst>
+                      <a:outerShdw blurRad="50800" dist="38100" dir="2700000" algn="tl" rotWithShape="0">
+                        <a:srgbClr val="000000">
+                          <a:alpha val="43000"/>
+                        </a:srgbClr>
+                      </a:outerShdw>
+                    </a:effectLst>
+                  </pic:spPr>
+                </pic:pic>
+              </a:graphicData>
+            </a:graphic>
+          </wp:inline>
+        </w:drawing>
+      </w:r>
+    </w:p>
+    <w:p>
+      <w:pPr>
+        <w:rPr>
+          <w:rFonts w:ascii="Times New Roman" w:hAnsi="Times New Roman" w:cs="Times New Roman"/>
+          <w:sz w:val="24"/>
+          <w:szCs w:val="24"/>
+        </w:rPr>
+      </w:pPr>
+    </w:p>
+    <w:p>
+      <w:pPr>
+        <w:rPr>
+          <w:rFonts w:ascii="Times New Roman" w:hAnsi="Times New Roman" w:cs="Times New Roman"/>
+          <w:sz w:val="24"/>
+          <w:szCs w:val="24"/>
+        </w:rPr>
+      </w:pPr>
+      <w:r>
+        <w:rPr>
+          <w:rFonts w:ascii="Times New Roman" w:hAnsi="Times New Roman" w:cs="Times New Roman"/>
+          <w:sz w:val="24"/>
+          <w:szCs w:val="24"/>
+        </w:rPr>
+        <w:t>Response Time:</w:t>
+      </w:r>
+      <w:r>
+        <w:rPr>
+          <w:rFonts w:ascii="Times New Roman" w:hAnsi="Times New Roman" w:cs="Times New Roman"/>
+          <w:sz w:val="24"/>
+          <w:szCs w:val="24"/>
+        </w:rPr>
+        <w:tab/>
+      </w:r>
+      <w:r>
+        <w:rPr>
+          <w:rFonts w:ascii="Times New Roman" w:hAnsi="Times New Roman" w:cs="Times New Roman"/>
+          <w:i/>
+          <w:iCs/>
+          <w:sz w:val="24"/>
+          <w:szCs w:val="24"/>
+        </w:rPr>
+        <w:t>0.86/sec</w:t>
+      </w:r>
+      <w:r>
+        <w:rPr>
+          <w:rFonts w:ascii="Times New Roman" w:hAnsi="Times New Roman" w:cs="Times New Roman"/>
+          <w:sz w:val="24"/>
+          <w:szCs w:val="24"/>
+        </w:rPr>
+        <w:t xml:space="preserve"> received; </w:t>
+      </w:r>
+      <w:r>
+        <w:rPr>
+          <w:rFonts w:ascii="Times New Roman" w:hAnsi="Times New Roman" w:cs="Times New Roman"/>
+          <w:i/>
+          <w:iCs/>
+          <w:sz w:val="24"/>
+          <w:szCs w:val="24"/>
+        </w:rPr>
+        <w:t>0.08/sec</w:t>
+      </w:r>
+      <w:r>
+        <w:rPr>
+          <w:rFonts w:ascii="Times New Roman" w:hAnsi="Times New Roman" w:cs="Times New Roman"/>
+          <w:sz w:val="24"/>
+          <w:szCs w:val="24"/>
+        </w:rPr>
+        <w:t xml:space="preserve"> sent</w:t>
+      </w:r>
+    </w:p>
+    <w:p>
+      <w:pPr>
+        <w:rPr>
+          <w:rFonts w:ascii="Times New Roman" w:hAnsi="Times New Roman" w:cs="Times New Roman"/>
+          <w:sz w:val="24"/>
+          <w:szCs w:val="24"/>
+        </w:rPr>
+      </w:pPr>
+      <w:r>
+        <w:rPr>
+          <w:rFonts w:ascii="Times New Roman" w:hAnsi="Times New Roman" w:cs="Times New Roman"/>
+          <w:sz w:val="24"/>
+          <w:szCs w:val="24"/>
+        </w:rPr>
+        <w:t>Response Code:</w:t>
+      </w:r>
+      <w:r>
+        <w:rPr>
+          <w:rFonts w:ascii="Times New Roman" w:hAnsi="Times New Roman" w:cs="Times New Roman"/>
+          <w:sz w:val="24"/>
+          <w:szCs w:val="24"/>
+        </w:rPr>
+        <w:tab/>
+        <w:t>200</w:t>
+      </w:r>
+    </w:p>
+    <w:p>
+      <w:pPr>
+        <w:rPr>
+          <w:rFonts w:ascii="Times New Roman" w:hAnsi="Times New Roman" w:cs="Times New Roman"/>
+          <w:sz w:val="24"/>
+          <w:szCs w:val="24"/>
+        </w:rPr>
+      </w:pPr>
+      <w:r>
+        <w:rPr>
+          <w:rFonts w:ascii="Times New Roman" w:hAnsi="Times New Roman" w:cs="Times New Roman"/>
+          <w:sz w:val="24"/>
+          <w:szCs w:val="24"/>
+        </w:rPr>
         <w:br w:type="page"/>
       </w:r>
     </w:p>
@@ -2700,7 +2931,47 @@
                 <w:sz w:val="18"/>
                 <w:szCs w:val="18"/>
               </w:rPr>
-              <w:t xml:space="preserve">  Body: {"title":"Test Post","body":"Hello World","userId":1}</w:t>
+              <w:t xml:space="preserve">  Body: {"</w:t>
+            </w:r>
+            <w:proofErr w:type="spellStart"/>
+            <w:r>
+              <w:rPr>
+                <w:rFonts w:ascii="Courier New" w:eastAsia="Courier New" w:hAnsi="Courier New" w:cs="Courier New"/>
+                <w:color w:val="D4D4D4"/>
+                <w:sz w:val="18"/>
+                <w:szCs w:val="18"/>
+              </w:rPr>
+              <w:t>title":"Test</w:t>
+            </w:r>
+            <w:proofErr w:type="spellEnd"/>
+            <w:r>
+              <w:rPr>
+                <w:rFonts w:ascii="Courier New" w:eastAsia="Courier New" w:hAnsi="Courier New" w:cs="Courier New"/>
+                <w:color w:val="D4D4D4"/>
+                <w:sz w:val="18"/>
+                <w:szCs w:val="18"/>
+              </w:rPr>
+              <w:t xml:space="preserve"> </w:t>
+            </w:r>
+            <w:proofErr w:type="spellStart"/>
+            <w:r>
+              <w:rPr>
+                <w:rFonts w:ascii="Courier New" w:eastAsia="Courier New" w:hAnsi="Courier New" w:cs="Courier New"/>
+                <w:color w:val="D4D4D4"/>
+                <w:sz w:val="18"/>
+                <w:szCs w:val="18"/>
+              </w:rPr>
+              <w:t>Post","body":"Hello</w:t>
+            </w:r>
+            <w:proofErr w:type="spellEnd"/>
+            <w:r>
+              <w:rPr>
+                <w:rFonts w:ascii="Courier New" w:eastAsia="Courier New" w:hAnsi="Courier New" w:cs="Courier New"/>
+                <w:color w:val="D4D4D4"/>
+                <w:sz w:val="18"/>
+                <w:szCs w:val="18"/>
+              </w:rPr>
+              <w:t xml:space="preserve"> World","userId":1}</w:t>
             </w:r>
           </w:p>
           <w:p>
@@ -2733,7 +3004,27 @@
                 <w:sz w:val="18"/>
                 <w:szCs w:val="18"/>
               </w:rPr>
-              <w:t xml:space="preserve">  Body: {"id":1,"title":"Updated Title","body":"Updated Body","userId":1}</w:t>
+              <w:t xml:space="preserve">  Body: {"id":1,"title":"Updated </w:t>
+            </w:r>
+            <w:proofErr w:type="spellStart"/>
+            <w:r>
+              <w:rPr>
+                <w:rFonts w:ascii="Courier New" w:eastAsia="Courier New" w:hAnsi="Courier New" w:cs="Courier New"/>
+                <w:color w:val="D4D4D4"/>
+                <w:sz w:val="18"/>
+                <w:szCs w:val="18"/>
+              </w:rPr>
+              <w:t>Title","body":"Updated</w:t>
+            </w:r>
+            <w:proofErr w:type="spellEnd"/>
+            <w:r>
+              <w:rPr>
+                <w:rFonts w:ascii="Courier New" w:eastAsia="Courier New" w:hAnsi="Courier New" w:cs="Courier New"/>
+                <w:color w:val="D4D4D4"/>
+                <w:sz w:val="18"/>
+                <w:szCs w:val="18"/>
+              </w:rPr>
+              <w:t xml:space="preserve"> Body","userId":1}</w:t>
             </w:r>
           </w:p>
           <w:p>
@@ -2821,8 +3112,19 @@
                 <w:sz w:val="18"/>
                 <w:szCs w:val="18"/>
               </w:rPr>
-              <w:t xml:space="preserve">  Name: Content-Type    Value: application/json</w:t>
-            </w:r>
+              <w:t xml:space="preserve">  Name: Content-Type    Value: application/</w:t>
+            </w:r>
+            <w:proofErr w:type="spellStart"/>
+            <w:r>
+              <w:rPr>
+                <w:rFonts w:ascii="Courier New" w:eastAsia="Courier New" w:hAnsi="Courier New" w:cs="Courier New"/>
+                <w:color w:val="D4D4D4"/>
+                <w:sz w:val="18"/>
+                <w:szCs w:val="18"/>
+              </w:rPr>
+              <w:t>json</w:t>
+            </w:r>
+            <w:proofErr w:type="spellEnd"/>
           </w:p>
         </w:tc>
       </w:tr>
@@ -2891,10 +3193,11 @@
         <w:t xml:space="preserve"> = 200</w:t>
       </w:r>
     </w:p>
+    <w:p/>
+    <w:p/>
+    <w:p/>
+    <w:p/>
     <w:p>
-      <w:pPr>
-        <w:pStyle w:val="Heading2"/>
-      </w:pPr>
       <w:r>
         <w:br w:type="page"/>
       </w:r>
@@ -2960,7 +3263,21 @@
         <w:rPr>
           <w:color w:val="333333"/>
         </w:rPr>
-        <w:t>Response Body Assertion — verifies the response body contains the word 'userId'</w:t>
+        <w:t>Response Body Assertion — verifies the response body contains the word '</w:t>
+      </w:r>
+      <w:proofErr w:type="spellStart"/>
+      <w:r>
+        <w:rPr>
+          <w:color w:val="333333"/>
+        </w:rPr>
+        <w:t>userId</w:t>
+      </w:r>
+      <w:proofErr w:type="spellEnd"/>
+      <w:r>
+        <w:rPr>
+          <w:color w:val="333333"/>
+        </w:rPr>
+        <w:t>'</w:t>
       </w:r>
     </w:p>
     <w:p>
@@ -2989,8 +3306,16 @@
         <w:rPr>
           <w:color w:val="333333"/>
         </w:rPr>
-        <w:t>$.userId</w:t>
-      </w:r>
+        <w:t>$.</w:t>
+      </w:r>
+      <w:proofErr w:type="spellStart"/>
+      <w:r>
+        <w:rPr>
+          <w:color w:val="333333"/>
+        </w:rPr>
+        <w:t>userId</w:t>
+      </w:r>
+      <w:proofErr w:type="spellEnd"/>
       <w:proofErr w:type="gramEnd"/>
       <w:r>
         <w:rPr>
@@ -3130,8 +3455,19 @@
                 <w:sz w:val="18"/>
                 <w:szCs w:val="18"/>
               </w:rPr>
-              <w:t xml:space="preserve">  Field to Test: Response Body   Pattern: Contains   Value: userId</w:t>
-            </w:r>
+              <w:t xml:space="preserve">  Field to Test: Response Body   Pattern: Contains   Value: </w:t>
+            </w:r>
+            <w:proofErr w:type="spellStart"/>
+            <w:r>
+              <w:rPr>
+                <w:rFonts w:ascii="Courier New" w:eastAsia="Courier New" w:hAnsi="Courier New" w:cs="Courier New"/>
+                <w:color w:val="D4D4D4"/>
+                <w:sz w:val="18"/>
+                <w:szCs w:val="18"/>
+              </w:rPr>
+              <w:t>userId</w:t>
+            </w:r>
+            <w:proofErr w:type="spellEnd"/>
           </w:p>
           <w:p>
             <w:pPr>
@@ -3195,8 +3531,19 @@
                 <w:sz w:val="18"/>
                 <w:szCs w:val="18"/>
               </w:rPr>
-              <w:t>$.userId</w:t>
-            </w:r>
+              <w:t>$.</w:t>
+            </w:r>
+            <w:proofErr w:type="spellStart"/>
+            <w:r>
+              <w:rPr>
+                <w:rFonts w:ascii="Courier New" w:eastAsia="Courier New" w:hAnsi="Courier New" w:cs="Courier New"/>
+                <w:color w:val="D4D4D4"/>
+                <w:sz w:val="18"/>
+                <w:szCs w:val="18"/>
+              </w:rPr>
+              <w:t>userId</w:t>
+            </w:r>
+            <w:proofErr w:type="spellEnd"/>
             <w:proofErr w:type="gramEnd"/>
             <w:r>
               <w:rPr>
@@ -4770,6 +5117,7 @@
             <w:pPr>
               <w:spacing w:before="16" w:after="16"/>
             </w:pPr>
+            <w:proofErr w:type="spellStart"/>
             <w:r>
               <w:rPr>
                 <w:rFonts w:ascii="Courier New" w:eastAsia="Courier New" w:hAnsi="Courier New" w:cs="Courier New"/>
@@ -4799,6 +5147,7 @@
               </w:rPr>
               <w:t>_code</w:t>
             </w:r>
+            <w:proofErr w:type="spellEnd"/>
           </w:p>
           <w:p>
             <w:pPr>
@@ -4979,7 +5328,17 @@
                 <w:sz w:val="18"/>
                 <w:szCs w:val="18"/>
               </w:rPr>
-              <w:t>Variable Names:      post_</w:t>
+              <w:t xml:space="preserve">Variable Names:      </w:t>
+            </w:r>
+            <w:proofErr w:type="spellStart"/>
+            <w:r>
+              <w:rPr>
+                <w:rFonts w:ascii="Courier New" w:eastAsia="Courier New" w:hAnsi="Courier New" w:cs="Courier New"/>
+                <w:color w:val="D4D4D4"/>
+                <w:sz w:val="18"/>
+                <w:szCs w:val="18"/>
+              </w:rPr>
+              <w:t>post_</w:t>
             </w:r>
             <w:proofErr w:type="gramStart"/>
             <w:r>
@@ -5001,6 +5360,7 @@
               </w:rPr>
               <w:t>_code</w:t>
             </w:r>
+            <w:proofErr w:type="spellEnd"/>
           </w:p>
           <w:p>
             <w:pPr>
@@ -5077,14 +5437,28 @@
         <w:rPr>
           <w:color w:val="333333"/>
         </w:rPr>
-        <w:t>posts/${post_</w:t>
+        <w:t>posts/${</w:t>
+      </w:r>
+      <w:proofErr w:type="spellStart"/>
+      <w:r>
+        <w:rPr>
+          <w:color w:val="333333"/>
+        </w:rPr>
+        <w:t>post_</w:t>
       </w:r>
       <w:proofErr w:type="gramStart"/>
       <w:r>
         <w:rPr>
           <w:color w:val="333333"/>
         </w:rPr>
-        <w:t>id}  and</w:t>
+        <w:t>id</w:t>
+      </w:r>
+      <w:proofErr w:type="spellEnd"/>
+      <w:r>
+        <w:rPr>
+          <w:color w:val="333333"/>
+        </w:rPr>
+        <w:t>}  and</w:t>
       </w:r>
       <w:proofErr w:type="gramEnd"/>
       <w:r>
@@ -5105,7 +5479,21 @@
         <w:rPr>
           <w:color w:val="333333"/>
         </w:rPr>
-        <w:t>{expected_code}</w:t>
+        <w:t>{</w:t>
+      </w:r>
+      <w:proofErr w:type="spellStart"/>
+      <w:r>
+        <w:rPr>
+          <w:color w:val="333333"/>
+        </w:rPr>
+        <w:t>expected_code</w:t>
+      </w:r>
+      <w:proofErr w:type="spellEnd"/>
+      <w:r>
+        <w:rPr>
+          <w:color w:val="333333"/>
+        </w:rPr>
+        <w:t>}</w:t>
       </w:r>
     </w:p>
     <w:p>
@@ -5200,8 +5588,19 @@
                 <w:sz w:val="18"/>
                 <w:szCs w:val="18"/>
               </w:rPr>
-              <w:t>Variable name:   extracted_id</w:t>
-            </w:r>
+              <w:t xml:space="preserve">Variable name:   </w:t>
+            </w:r>
+            <w:proofErr w:type="spellStart"/>
+            <w:r>
+              <w:rPr>
+                <w:rFonts w:ascii="Courier New" w:eastAsia="Courier New" w:hAnsi="Courier New" w:cs="Courier New"/>
+                <w:color w:val="D4D4D4"/>
+                <w:sz w:val="18"/>
+                <w:szCs w:val="18"/>
+              </w:rPr>
+              <w:t>extracted_id</w:t>
+            </w:r>
+            <w:proofErr w:type="spellEnd"/>
           </w:p>
           <w:p>
             <w:pPr>
@@ -5247,7 +5646,27 @@
                 <w:sz w:val="18"/>
                 <w:szCs w:val="18"/>
               </w:rPr>
-              <w:t>Path: /posts/${extracted_id}/comments</w:t>
+              <w:t>Path: /posts/${</w:t>
+            </w:r>
+            <w:proofErr w:type="spellStart"/>
+            <w:r>
+              <w:rPr>
+                <w:rFonts w:ascii="Courier New" w:eastAsia="Courier New" w:hAnsi="Courier New" w:cs="Courier New"/>
+                <w:color w:val="D4D4D4"/>
+                <w:sz w:val="18"/>
+                <w:szCs w:val="18"/>
+              </w:rPr>
+              <w:t>extracted_id</w:t>
+            </w:r>
+            <w:proofErr w:type="spellEnd"/>
+            <w:r>
+              <w:rPr>
+                <w:rFonts w:ascii="Courier New" w:eastAsia="Courier New" w:hAnsi="Courier New" w:cs="Courier New"/>
+                <w:color w:val="D4D4D4"/>
+                <w:sz w:val="18"/>
+                <w:szCs w:val="18"/>
+              </w:rPr>
+              <w:t>}/comments</w:t>
             </w:r>
           </w:p>
           <w:p>
@@ -6082,8 +6501,16 @@
         <w:rPr>
           <w:color w:val="333333"/>
         </w:rPr>
-        <w:t>as  load_test.jmx</w:t>
-      </w:r>
+        <w:t xml:space="preserve">as  </w:t>
+      </w:r>
+      <w:proofErr w:type="spellStart"/>
+      <w:r>
+        <w:rPr>
+          <w:color w:val="333333"/>
+        </w:rPr>
+        <w:t>load_test.jmx</w:t>
+      </w:r>
+      <w:proofErr w:type="spellEnd"/>
       <w:proofErr w:type="gramEnd"/>
     </w:p>
     <w:p>
@@ -6177,14 +6604,25 @@
             <w:pPr>
               <w:spacing w:before="16" w:after="16"/>
             </w:pPr>
-            <w:r>
-              <w:rPr>
-                <w:rFonts w:ascii="Courier New" w:eastAsia="Courier New" w:hAnsi="Courier New" w:cs="Courier New"/>
-                <w:color w:val="D4D4D4"/>
-                <w:sz w:val="18"/>
-                <w:szCs w:val="18"/>
-              </w:rPr>
-              <w:t>jmeter -n -t C:\path\load_test.jmx -l C:\results\results.jtl -e -o C:\reports\</w:t>
+            <w:proofErr w:type="spellStart"/>
+            <w:r>
+              <w:rPr>
+                <w:rFonts w:ascii="Courier New" w:eastAsia="Courier New" w:hAnsi="Courier New" w:cs="Courier New"/>
+                <w:color w:val="D4D4D4"/>
+                <w:sz w:val="18"/>
+                <w:szCs w:val="18"/>
+              </w:rPr>
+              <w:t>jmeter</w:t>
+            </w:r>
+            <w:proofErr w:type="spellEnd"/>
+            <w:r>
+              <w:rPr>
+                <w:rFonts w:ascii="Courier New" w:eastAsia="Courier New" w:hAnsi="Courier New" w:cs="Courier New"/>
+                <w:color w:val="D4D4D4"/>
+                <w:sz w:val="18"/>
+                <w:szCs w:val="18"/>
+              </w:rPr>
+              <w:t xml:space="preserve"> -n -t C:\path\load_test.jmx -l C:\results\results.jtl -e -o C:\reports\</w:t>
             </w:r>
           </w:p>
           <w:p>
@@ -6217,7 +6655,27 @@
                 <w:sz w:val="18"/>
                 <w:szCs w:val="18"/>
               </w:rPr>
-              <w:t>cd /opt/jmeter/bin</w:t>
+              <w:t>cd /opt/</w:t>
+            </w:r>
+            <w:proofErr w:type="spellStart"/>
+            <w:r>
+              <w:rPr>
+                <w:rFonts w:ascii="Courier New" w:eastAsia="Courier New" w:hAnsi="Courier New" w:cs="Courier New"/>
+                <w:color w:val="D4D4D4"/>
+                <w:sz w:val="18"/>
+                <w:szCs w:val="18"/>
+              </w:rPr>
+              <w:t>jmeter</w:t>
+            </w:r>
+            <w:proofErr w:type="spellEnd"/>
+            <w:r>
+              <w:rPr>
+                <w:rFonts w:ascii="Courier New" w:eastAsia="Courier New" w:hAnsi="Courier New" w:cs="Courier New"/>
+                <w:color w:val="D4D4D4"/>
+                <w:sz w:val="18"/>
+                <w:szCs w:val="18"/>
+              </w:rPr>
+              <w:t>/bin</w:t>
             </w:r>
           </w:p>
           <w:p>
@@ -6231,7 +6689,47 @@
                 <w:sz w:val="18"/>
                 <w:szCs w:val="18"/>
               </w:rPr>
-              <w:t>./jmeter.sh -n -t ~/load_test.jmx -l ~/results/results.jtl -e -o ~/reports/</w:t>
+              <w:t>./jmeter.sh -n -t ~/</w:t>
+            </w:r>
+            <w:proofErr w:type="spellStart"/>
+            <w:r>
+              <w:rPr>
+                <w:rFonts w:ascii="Courier New" w:eastAsia="Courier New" w:hAnsi="Courier New" w:cs="Courier New"/>
+                <w:color w:val="D4D4D4"/>
+                <w:sz w:val="18"/>
+                <w:szCs w:val="18"/>
+              </w:rPr>
+              <w:t>load_test.jmx</w:t>
+            </w:r>
+            <w:proofErr w:type="spellEnd"/>
+            <w:r>
+              <w:rPr>
+                <w:rFonts w:ascii="Courier New" w:eastAsia="Courier New" w:hAnsi="Courier New" w:cs="Courier New"/>
+                <w:color w:val="D4D4D4"/>
+                <w:sz w:val="18"/>
+                <w:szCs w:val="18"/>
+              </w:rPr>
+              <w:t xml:space="preserve"> -l ~/results/</w:t>
+            </w:r>
+            <w:proofErr w:type="spellStart"/>
+            <w:r>
+              <w:rPr>
+                <w:rFonts w:ascii="Courier New" w:eastAsia="Courier New" w:hAnsi="Courier New" w:cs="Courier New"/>
+                <w:color w:val="D4D4D4"/>
+                <w:sz w:val="18"/>
+                <w:szCs w:val="18"/>
+              </w:rPr>
+              <w:t>results.jtl</w:t>
+            </w:r>
+            <w:proofErr w:type="spellEnd"/>
+            <w:r>
+              <w:rPr>
+                <w:rFonts w:ascii="Courier New" w:eastAsia="Courier New" w:hAnsi="Courier New" w:cs="Courier New"/>
+                <w:color w:val="D4D4D4"/>
+                <w:sz w:val="18"/>
+                <w:szCs w:val="18"/>
+              </w:rPr>
+              <w:t xml:space="preserve"> -e -o ~/reports/</w:t>
             </w:r>
           </w:p>
           <w:p>
@@ -6328,8 +6826,19 @@
                 <w:sz w:val="18"/>
                 <w:szCs w:val="18"/>
               </w:rPr>
-              <w:t>your .jmx</w:t>
-            </w:r>
+              <w:t>your .</w:t>
+            </w:r>
+            <w:proofErr w:type="spellStart"/>
+            <w:r>
+              <w:rPr>
+                <w:rFonts w:ascii="Courier New" w:eastAsia="Courier New" w:hAnsi="Courier New" w:cs="Courier New"/>
+                <w:color w:val="D4D4D4"/>
+                <w:sz w:val="18"/>
+                <w:szCs w:val="18"/>
+              </w:rPr>
+              <w:t>jmx</w:t>
+            </w:r>
+            <w:proofErr w:type="spellEnd"/>
             <w:proofErr w:type="gramEnd"/>
             <w:r>
               <w:rPr>
@@ -6372,7 +6881,27 @@
                 <w:sz w:val="18"/>
                 <w:szCs w:val="18"/>
               </w:rPr>
-              <w:t xml:space="preserve"> to save the raw results (.jtl file)</w:t>
+              <w:t xml:space="preserve"> to save the raw results (.</w:t>
+            </w:r>
+            <w:proofErr w:type="spellStart"/>
+            <w:r>
+              <w:rPr>
+                <w:rFonts w:ascii="Courier New" w:eastAsia="Courier New" w:hAnsi="Courier New" w:cs="Courier New"/>
+                <w:color w:val="D4D4D4"/>
+                <w:sz w:val="18"/>
+                <w:szCs w:val="18"/>
+              </w:rPr>
+              <w:t>jtl</w:t>
+            </w:r>
+            <w:proofErr w:type="spellEnd"/>
+            <w:r>
+              <w:rPr>
+                <w:rFonts w:ascii="Courier New" w:eastAsia="Courier New" w:hAnsi="Courier New" w:cs="Courier New"/>
+                <w:color w:val="D4D4D4"/>
+                <w:sz w:val="18"/>
+                <w:szCs w:val="18"/>
+              </w:rPr>
+              <w:t xml:space="preserve"> file)</w:t>
             </w:r>
           </w:p>
           <w:p>
@@ -6651,8 +7180,16 @@
         <w:rPr>
           <w:color w:val="333333"/>
         </w:rPr>
-        <w:t>named  jmeter</w:t>
-      </w:r>
+        <w:t xml:space="preserve">named  </w:t>
+      </w:r>
+      <w:proofErr w:type="spellStart"/>
+      <w:r>
+        <w:rPr>
+          <w:color w:val="333333"/>
+        </w:rPr>
+        <w:t>jmeter</w:t>
+      </w:r>
+      <w:proofErr w:type="spellEnd"/>
       <w:proofErr w:type="gramEnd"/>
       <w:r>
         <w:rPr>
@@ -6680,7 +7217,21 @@
         <w:rPr>
           <w:color w:val="333333"/>
         </w:rPr>
-        <w:t xml:space="preserve">Upload your load_test.jmx file into a folder </w:t>
+        <w:t xml:space="preserve">Upload your </w:t>
+      </w:r>
+      <w:proofErr w:type="spellStart"/>
+      <w:r>
+        <w:rPr>
+          <w:color w:val="333333"/>
+        </w:rPr>
+        <w:t>load_test.jmx</w:t>
+      </w:r>
+      <w:proofErr w:type="spellEnd"/>
+      <w:r>
+        <w:rPr>
+          <w:color w:val="333333"/>
+        </w:rPr>
+        <w:t xml:space="preserve"> file into a folder </w:t>
       </w:r>
       <w:proofErr w:type="gramStart"/>
       <w:r>
@@ -6716,8 +7267,30 @@
         <w:rPr>
           <w:color w:val="333333"/>
         </w:rPr>
-        <w:t>Create a new file at this path in the repository:  .github/workflows/jmeter.yml</w:t>
-      </w:r>
+        <w:t>Create a new file at this path in the repository:  .</w:t>
+      </w:r>
+      <w:proofErr w:type="spellStart"/>
+      <w:r>
+        <w:rPr>
+          <w:color w:val="333333"/>
+        </w:rPr>
+        <w:t>github</w:t>
+      </w:r>
+      <w:proofErr w:type="spellEnd"/>
+      <w:r>
+        <w:rPr>
+          <w:color w:val="333333"/>
+        </w:rPr>
+        <w:t>/workflows/</w:t>
+      </w:r>
+      <w:proofErr w:type="spellStart"/>
+      <w:r>
+        <w:rPr>
+          <w:color w:val="333333"/>
+        </w:rPr>
+        <w:t>jmeter.yml</w:t>
+      </w:r>
+      <w:proofErr w:type="spellEnd"/>
     </w:p>
     <w:p>
       <w:pPr>
@@ -7016,7 +7589,27 @@
                 <w:sz w:val="18"/>
                 <w:szCs w:val="18"/>
               </w:rPr>
-              <w:t xml:space="preserve">          distribution: 'temurin'</w:t>
+              <w:t xml:space="preserve">          distribution: '</w:t>
+            </w:r>
+            <w:proofErr w:type="spellStart"/>
+            <w:r>
+              <w:rPr>
+                <w:rFonts w:ascii="Courier New" w:eastAsia="Courier New" w:hAnsi="Courier New" w:cs="Courier New"/>
+                <w:color w:val="D4D4D4"/>
+                <w:sz w:val="18"/>
+                <w:szCs w:val="18"/>
+              </w:rPr>
+              <w:t>temurin</w:t>
+            </w:r>
+            <w:proofErr w:type="spellEnd"/>
+            <w:r>
+              <w:rPr>
+                <w:rFonts w:ascii="Courier New" w:eastAsia="Courier New" w:hAnsi="Courier New" w:cs="Courier New"/>
+                <w:color w:val="D4D4D4"/>
+                <w:sz w:val="18"/>
+                <w:szCs w:val="18"/>
+              </w:rPr>
+              <w:t>'</w:t>
             </w:r>
           </w:p>
           <w:p>
@@ -7063,7 +7656,27 @@
                 <w:sz w:val="18"/>
                 <w:szCs w:val="18"/>
               </w:rPr>
-              <w:t xml:space="preserve">          wget -q https://downloads.apache.org/jmeter/binaries/apache-jmeter-5.6.3.tgz</w:t>
+              <w:t xml:space="preserve">          </w:t>
+            </w:r>
+            <w:proofErr w:type="spellStart"/>
+            <w:r>
+              <w:rPr>
+                <w:rFonts w:ascii="Courier New" w:eastAsia="Courier New" w:hAnsi="Courier New" w:cs="Courier New"/>
+                <w:color w:val="D4D4D4"/>
+                <w:sz w:val="18"/>
+                <w:szCs w:val="18"/>
+              </w:rPr>
+              <w:t>wget</w:t>
+            </w:r>
+            <w:proofErr w:type="spellEnd"/>
+            <w:r>
+              <w:rPr>
+                <w:rFonts w:ascii="Courier New" w:eastAsia="Courier New" w:hAnsi="Courier New" w:cs="Courier New"/>
+                <w:color w:val="D4D4D4"/>
+                <w:sz w:val="18"/>
+                <w:szCs w:val="18"/>
+              </w:rPr>
+              <w:t xml:space="preserve"> -q https://downloads.apache.org/jmeter/binaries/apache-jmeter-5.6.3.tgz</w:t>
             </w:r>
           </w:p>
           <w:p>
@@ -7077,8 +7690,39 @@
                 <w:sz w:val="18"/>
                 <w:szCs w:val="18"/>
               </w:rPr>
-              <w:t xml:space="preserve">          tar -xzf apache-jmeter-5.6.3.tgz &amp;&amp; mv apache-jmeter-5.6.3 jmeter</w:t>
-            </w:r>
+              <w:t xml:space="preserve">          tar -</w:t>
+            </w:r>
+            <w:proofErr w:type="spellStart"/>
+            <w:r>
+              <w:rPr>
+                <w:rFonts w:ascii="Courier New" w:eastAsia="Courier New" w:hAnsi="Courier New" w:cs="Courier New"/>
+                <w:color w:val="D4D4D4"/>
+                <w:sz w:val="18"/>
+                <w:szCs w:val="18"/>
+              </w:rPr>
+              <w:t>xzf</w:t>
+            </w:r>
+            <w:proofErr w:type="spellEnd"/>
+            <w:r>
+              <w:rPr>
+                <w:rFonts w:ascii="Courier New" w:eastAsia="Courier New" w:hAnsi="Courier New" w:cs="Courier New"/>
+                <w:color w:val="D4D4D4"/>
+                <w:sz w:val="18"/>
+                <w:szCs w:val="18"/>
+              </w:rPr>
+              <w:t xml:space="preserve"> apache-jmeter-5.6.3.tgz &amp;&amp; mv apache-jmeter-5.6.3 </w:t>
+            </w:r>
+            <w:proofErr w:type="spellStart"/>
+            <w:r>
+              <w:rPr>
+                <w:rFonts w:ascii="Courier New" w:eastAsia="Courier New" w:hAnsi="Courier New" w:cs="Courier New"/>
+                <w:color w:val="D4D4D4"/>
+                <w:sz w:val="18"/>
+                <w:szCs w:val="18"/>
+              </w:rPr>
+              <w:t>jmeter</w:t>
+            </w:r>
+            <w:proofErr w:type="spellEnd"/>
           </w:p>
           <w:p>
             <w:pPr>
@@ -7124,7 +7768,27 @@
                 <w:sz w:val="18"/>
                 <w:szCs w:val="18"/>
               </w:rPr>
-              <w:t xml:space="preserve">          mkdir -p results reports</w:t>
+              <w:t xml:space="preserve">          </w:t>
+            </w:r>
+            <w:proofErr w:type="spellStart"/>
+            <w:r>
+              <w:rPr>
+                <w:rFonts w:ascii="Courier New" w:eastAsia="Courier New" w:hAnsi="Courier New" w:cs="Courier New"/>
+                <w:color w:val="D4D4D4"/>
+                <w:sz w:val="18"/>
+                <w:szCs w:val="18"/>
+              </w:rPr>
+              <w:t>mkdir</w:t>
+            </w:r>
+            <w:proofErr w:type="spellEnd"/>
+            <w:r>
+              <w:rPr>
+                <w:rFonts w:ascii="Courier New" w:eastAsia="Courier New" w:hAnsi="Courier New" w:cs="Courier New"/>
+                <w:color w:val="D4D4D4"/>
+                <w:sz w:val="18"/>
+                <w:szCs w:val="18"/>
+              </w:rPr>
+              <w:t xml:space="preserve"> -p results reports</w:t>
             </w:r>
           </w:p>
           <w:p>
@@ -7138,7 +7802,47 @@
                 <w:sz w:val="18"/>
                 <w:szCs w:val="18"/>
               </w:rPr>
-              <w:t xml:space="preserve">          jmeter/bin/jmeter -n \</w:t>
+              <w:t xml:space="preserve">          </w:t>
+            </w:r>
+            <w:proofErr w:type="spellStart"/>
+            <w:r>
+              <w:rPr>
+                <w:rFonts w:ascii="Courier New" w:eastAsia="Courier New" w:hAnsi="Courier New" w:cs="Courier New"/>
+                <w:color w:val="D4D4D4"/>
+                <w:sz w:val="18"/>
+                <w:szCs w:val="18"/>
+              </w:rPr>
+              <w:t>jmeter</w:t>
+            </w:r>
+            <w:proofErr w:type="spellEnd"/>
+            <w:r>
+              <w:rPr>
+                <w:rFonts w:ascii="Courier New" w:eastAsia="Courier New" w:hAnsi="Courier New" w:cs="Courier New"/>
+                <w:color w:val="D4D4D4"/>
+                <w:sz w:val="18"/>
+                <w:szCs w:val="18"/>
+              </w:rPr>
+              <w:t>/bin/</w:t>
+            </w:r>
+            <w:proofErr w:type="spellStart"/>
+            <w:r>
+              <w:rPr>
+                <w:rFonts w:ascii="Courier New" w:eastAsia="Courier New" w:hAnsi="Courier New" w:cs="Courier New"/>
+                <w:color w:val="D4D4D4"/>
+                <w:sz w:val="18"/>
+                <w:szCs w:val="18"/>
+              </w:rPr>
+              <w:t>jmeter</w:t>
+            </w:r>
+            <w:proofErr w:type="spellEnd"/>
+            <w:r>
+              <w:rPr>
+                <w:rFonts w:ascii="Courier New" w:eastAsia="Courier New" w:hAnsi="Courier New" w:cs="Courier New"/>
+                <w:color w:val="D4D4D4"/>
+                <w:sz w:val="18"/>
+                <w:szCs w:val="18"/>
+              </w:rPr>
+              <w:t xml:space="preserve"> -n \</w:t>
             </w:r>
           </w:p>
           <w:p>
@@ -7152,7 +7856,27 @@
                 <w:sz w:val="18"/>
                 <w:szCs w:val="18"/>
               </w:rPr>
-              <w:t xml:space="preserve">            -t tests/load_test.jmx \</w:t>
+              <w:t xml:space="preserve">            -t tests/</w:t>
+            </w:r>
+            <w:proofErr w:type="spellStart"/>
+            <w:r>
+              <w:rPr>
+                <w:rFonts w:ascii="Courier New" w:eastAsia="Courier New" w:hAnsi="Courier New" w:cs="Courier New"/>
+                <w:color w:val="D4D4D4"/>
+                <w:sz w:val="18"/>
+                <w:szCs w:val="18"/>
+              </w:rPr>
+              <w:t>load_test.jmx</w:t>
+            </w:r>
+            <w:proofErr w:type="spellEnd"/>
+            <w:r>
+              <w:rPr>
+                <w:rFonts w:ascii="Courier New" w:eastAsia="Courier New" w:hAnsi="Courier New" w:cs="Courier New"/>
+                <w:color w:val="D4D4D4"/>
+                <w:sz w:val="18"/>
+                <w:szCs w:val="18"/>
+              </w:rPr>
+              <w:t xml:space="preserve"> \</w:t>
             </w:r>
           </w:p>
           <w:p>
@@ -7166,7 +7890,27 @@
                 <w:sz w:val="18"/>
                 <w:szCs w:val="18"/>
               </w:rPr>
-              <w:t xml:space="preserve">            -l results/results.jtl \</w:t>
+              <w:t xml:space="preserve">            -l results/</w:t>
+            </w:r>
+            <w:proofErr w:type="spellStart"/>
+            <w:r>
+              <w:rPr>
+                <w:rFonts w:ascii="Courier New" w:eastAsia="Courier New" w:hAnsi="Courier New" w:cs="Courier New"/>
+                <w:color w:val="D4D4D4"/>
+                <w:sz w:val="18"/>
+                <w:szCs w:val="18"/>
+              </w:rPr>
+              <w:t>results.jtl</w:t>
+            </w:r>
+            <w:proofErr w:type="spellEnd"/>
+            <w:r>
+              <w:rPr>
+                <w:rFonts w:ascii="Courier New" w:eastAsia="Courier New" w:hAnsi="Courier New" w:cs="Courier New"/>
+                <w:color w:val="D4D4D4"/>
+                <w:sz w:val="18"/>
+                <w:szCs w:val="18"/>
+              </w:rPr>
+              <w:t xml:space="preserve"> \</w:t>
             </w:r>
           </w:p>
           <w:p>
@@ -7275,7 +8019,27 @@
                 <w:sz w:val="18"/>
                 <w:szCs w:val="18"/>
               </w:rPr>
-              <w:t xml:space="preserve">          name: jmeter-report</w:t>
+              <w:t xml:space="preserve">          name: </w:t>
+            </w:r>
+            <w:proofErr w:type="spellStart"/>
+            <w:r>
+              <w:rPr>
+                <w:rFonts w:ascii="Courier New" w:eastAsia="Courier New" w:hAnsi="Courier New" w:cs="Courier New"/>
+                <w:color w:val="D4D4D4"/>
+                <w:sz w:val="18"/>
+                <w:szCs w:val="18"/>
+              </w:rPr>
+              <w:t>jmeter</w:t>
+            </w:r>
+            <w:proofErr w:type="spellEnd"/>
+            <w:r>
+              <w:rPr>
+                <w:rFonts w:ascii="Courier New" w:eastAsia="Courier New" w:hAnsi="Courier New" w:cs="Courier New"/>
+                <w:color w:val="D4D4D4"/>
+                <w:sz w:val="18"/>
+                <w:szCs w:val="18"/>
+              </w:rPr>
+              <w:t>-report</w:t>
             </w:r>
           </w:p>
           <w:p>
@@ -7382,8 +8146,17 @@
               <w:rFonts w:ascii="Arial Unicode MS" w:eastAsia="Arial Unicode MS" w:hAnsi="Arial Unicode MS" w:cs="Arial Unicode MS"/>
               <w:color w:val="333333"/>
             </w:rPr>
-            <w:t>the  jmeter</w:t>
+            <w:t xml:space="preserve">the  </w:t>
           </w:r>
+          <w:proofErr w:type="spellStart"/>
+          <w:r>
+            <w:rPr>
+              <w:rFonts w:ascii="Arial Unicode MS" w:eastAsia="Arial Unicode MS" w:hAnsi="Arial Unicode MS" w:cs="Arial Unicode MS"/>
+              <w:color w:val="333333"/>
+            </w:rPr>
+            <w:t>jmeter</w:t>
+          </w:r>
+          <w:proofErr w:type="spellEnd"/>
           <w:proofErr w:type="gramEnd"/>
           <w:r>
             <w:rPr>
@@ -7908,7 +8681,25 @@
                 <w:sz w:val="18"/>
                 <w:szCs w:val="18"/>
               </w:rPr>
-              <w:t>Screenshot of the downloaded jmeter-report artifact from GitHub Actions</w:t>
+              <w:t xml:space="preserve">Screenshot of the downloaded </w:t>
+            </w:r>
+            <w:proofErr w:type="spellStart"/>
+            <w:r>
+              <w:rPr>
+                <w:color w:val="333333"/>
+                <w:sz w:val="18"/>
+                <w:szCs w:val="18"/>
+              </w:rPr>
+              <w:t>jmeter</w:t>
+            </w:r>
+            <w:proofErr w:type="spellEnd"/>
+            <w:r>
+              <w:rPr>
+                <w:color w:val="333333"/>
+                <w:sz w:val="18"/>
+                <w:szCs w:val="18"/>
+              </w:rPr>
+              <w:t>-report artifact from GitHub Actions</w:t>
             </w:r>
           </w:p>
         </w:tc>
@@ -7925,8 +8716,13 @@
       </w:r>
       <w:proofErr w:type="gramStart"/>
       <w:r>
-        <w:t>student's .jtl</w:t>
-      </w:r>
+        <w:t>student's .</w:t>
+      </w:r>
+      <w:proofErr w:type="spellStart"/>
+      <w:r>
+        <w:t>jtl</w:t>
+      </w:r>
+      <w:proofErr w:type="spellEnd"/>
       <w:proofErr w:type="gramEnd"/>
       <w:r>
         <w:t xml:space="preserve"> result file has unique timing values for plagiarism checking.</w:t>
@@ -7948,8 +8744,13 @@
       </w:r>
       <w:proofErr w:type="gramStart"/>
       <w:r>
-        <w:t>your .jmx</w:t>
-      </w:r>
+        <w:t>your .</w:t>
+      </w:r>
+      <w:proofErr w:type="spellStart"/>
+      <w:r>
+        <w:t>jmx</w:t>
+      </w:r>
+      <w:proofErr w:type="spellEnd"/>
       <w:proofErr w:type="gramEnd"/>
       <w:r>
         <w:t xml:space="preserve"> test plan file. Include your Name, Student ID, and Date on the cover page.</w:t>
@@ -8704,7 +9505,23 @@
                 <w:b/>
                 <w:bCs/>
               </w:rPr>
-              <w:t>Avg Response (ms)</w:t>
+              <w:t>Avg Response (</w:t>
+            </w:r>
+            <w:proofErr w:type="spellStart"/>
+            <w:r>
+              <w:rPr>
+                <w:b/>
+                <w:bCs/>
+              </w:rPr>
+              <w:t>ms</w:t>
+            </w:r>
+            <w:proofErr w:type="spellEnd"/>
+            <w:r>
+              <w:rPr>
+                <w:b/>
+                <w:bCs/>
+              </w:rPr>
+              <w:t>)</w:t>
             </w:r>
           </w:p>
         </w:tc>
@@ -8785,7 +9602,23 @@
                 <w:b/>
                 <w:bCs/>
               </w:rPr>
-              <w:t>Max Response (ms)</w:t>
+              <w:t>Max Response (</w:t>
+            </w:r>
+            <w:proofErr w:type="spellStart"/>
+            <w:r>
+              <w:rPr>
+                <w:b/>
+                <w:bCs/>
+              </w:rPr>
+              <w:t>ms</w:t>
+            </w:r>
+            <w:proofErr w:type="spellEnd"/>
+            <w:r>
+              <w:rPr>
+                <w:b/>
+                <w:bCs/>
+              </w:rPr>
+              <w:t>)</w:t>
             </w:r>
           </w:p>
         </w:tc>
@@ -9156,8 +9989,8 @@
     </w:tbl>
     <w:p/>
     <w:sectPr>
-      <w:headerReference w:type="default" r:id="rId12"/>
-      <w:footerReference w:type="default" r:id="rId13"/>
+      <w:headerReference w:type="default" r:id="rId14"/>
+      <w:footerReference w:type="default" r:id="rId15"/>
       <w:pgSz w:w="12240" w:h="15840"/>
       <w:pgMar w:top="1080" w:right="1080" w:bottom="1080" w:left="1080" w:header="708" w:footer="708" w:gutter="0"/>
       <w:pgNumType w:start="1"/>
@@ -9248,8 +10081,18 @@
         <w:sz w:val="16"/>
         <w:szCs w:val="16"/>
       </w:rPr>
-      <w:t xml:space="preserve">   |   Instructor: Yella Mehroze</w:t>
+      <w:t xml:space="preserve">   |   Instructor: Yella </w:t>
     </w:r>
+    <w:proofErr w:type="spellStart"/>
+    <w:r>
+      <w:rPr>
+        <w:color w:val="888888"/>
+        <w:sz w:val="16"/>
+        <w:szCs w:val="16"/>
+      </w:rPr>
+      <w:t>Mehroze</w:t>
+    </w:r>
+    <w:proofErr w:type="spellEnd"/>
   </w:p>
 </w:hdr>
 </file>

--- a/Part A/Part A - Apache Jmeter.docx
+++ b/Part A/Part A - Apache Jmeter.docx
@@ -19,7 +19,7 @@
         <mc:AlternateContent>
           <mc:Choice Requires="wpg">
             <w:drawing>
-              <wp:inline distT="0" distB="0" distL="0" distR="0" wp14:anchorId="57603B13" wp14:editId="21C73440">
+              <wp:inline distT="0" distB="0" distL="0" distR="0" wp14:anchorId="57603B13" wp14:editId="3705305C">
                 <wp:extent cx="5943600" cy="737870"/>
                 <wp:effectExtent l="0" t="0" r="0" b="0"/>
                 <wp:docPr id="1" name="Group 1"/>
@@ -455,8 +455,13 @@
                             <pic:cNvPicPr preferRelativeResize="0"/>
                           </pic:nvPicPr>
                           <pic:blipFill rotWithShape="1">
-                            <a:blip r:embed="rId8">
+                            <a:blip r:embed="rId8" cstate="screen">
                               <a:alphaModFix/>
+                              <a:extLst>
+                                <a:ext uri="{28A0092B-C50C-407E-A947-70E740481C1C}">
+                                  <a14:useLocalDpi xmlns:a14="http://schemas.microsoft.com/office/drawing/2010/main"/>
+                                </a:ext>
+                              </a:extLst>
                             </a:blip>
                             <a:srcRect/>
                             <a:stretch/>
@@ -524,7 +529,7 @@
           </mc:Choice>
           <mc:Fallback>
             <w:pict>
-              <v:group w14:anchorId="57603B13" id="Group 1" o:spid="_x0000_s1026" style="width:468pt;height:58.1pt;mso-position-horizontal-relative:char;mso-position-vertical-relative:line" coordorigin="23741,34110" coordsize="59436,7379" o:gfxdata="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">
+              <v:group w14:anchorId="57603B13" id="Group 1" o:spid="_x0000_s1026" style="width:468pt;height:58.1pt;mso-position-horizontal-relative:char;mso-position-vertical-relative:line" coordorigin="23741,34110" coordsize="59436,7379" o:gfxdata="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">
                 <v:group id="Group 2020440303" o:spid="_x0000_s1027" style="position:absolute;left:23742;top:34110;width:59436;height:7379" coordsize="66294,8238" o:gfxdata="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">
                   <v:rect id="Rectangle 1747611113" o:spid="_x0000_s1028" style="position:absolute;width:66294;height:8238;visibility:visible;mso-wrap-style:square;v-text-anchor:middle" o:gfxdata="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" filled="f" stroked="f">
                     <v:textbox inset="2.53958mm,2.53958mm,2.53958mm,2.53958mm">
@@ -731,7 +736,7 @@
                     <v:path o:extrusionok="f" gradientshapeok="t" o:connecttype="rect"/>
                     <o:lock v:ext="edit" aspectratio="t"/>
                   </v:shapetype>
-                  <v:shape id="Shape 15" o:spid="_x0000_s1040" type="#_x0000_t75" style="position:absolute;left:1936;width:7901;height:7023;visibility:visible;mso-wrap-style:square" o:preferrelative="f" o:gfxdata="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">
+                  <v:shape id="Shape 15" o:spid="_x0000_s1040" type="#_x0000_t75" style="position:absolute;left:1936;width:7901;height:7023;visibility:visible;mso-wrap-style:square" o:preferrelative="f" o:gfxdata="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">
                     <v:imagedata r:id="rId9" o:title=""/>
                   </v:shape>
                   <v:shape id="Freeform: Shape 318997467" o:spid="_x0000_s1041" style="position:absolute;top:7727;width:66294;height:7;visibility:visible;mso-wrap-style:square;v-text-anchor:middle" coordsize="6629400,635" o:gfxdata="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" path="m,l6629400,635e" filled="f" strokeweight="1.5pt">
@@ -2138,9 +2143,9 @@
           <w:noProof/>
         </w:rPr>
         <w:drawing>
-          <wp:inline distT="0" distB="0" distL="0" distR="0" wp14:anchorId="3454F8F2" wp14:editId="34D1770C">
-            <wp:extent cx="6400800" cy="967105"/>
-            <wp:effectExtent l="0" t="0" r="0" b="4445"/>
+          <wp:inline distT="0" distB="0" distL="0" distR="0" wp14:anchorId="3454F8F2" wp14:editId="149E1C7C">
+            <wp:extent cx="6006517" cy="907532"/>
+            <wp:effectExtent l="0" t="0" r="0" b="6985"/>
             <wp:docPr id="2114842379" name="Picture 1"/>
             <wp:cNvGraphicFramePr>
               <a:graphicFrameLocks xmlns:a="http://schemas.openxmlformats.org/drawingml/2006/main" noChangeAspect="1"/>
@@ -2161,7 +2166,7 @@
                   <pic:spPr>
                     <a:xfrm>
                       <a:off x="0" y="0"/>
-                      <a:ext cx="6400800" cy="967105"/>
+                      <a:ext cx="6017260" cy="909155"/>
                     </a:xfrm>
                     <a:prstGeom prst="rect">
                       <a:avLst/>
@@ -2184,9 +2189,9 @@
           <w:noProof/>
         </w:rPr>
         <w:drawing>
-          <wp:inline distT="0" distB="0" distL="0" distR="0" wp14:anchorId="4DE7ECFC" wp14:editId="19CBF7EF">
-            <wp:extent cx="4532376" cy="2609043"/>
-            <wp:effectExtent l="76200" t="76200" r="135255" b="134620"/>
+          <wp:inline distT="0" distB="0" distL="0" distR="0" wp14:anchorId="4DE7ECFC" wp14:editId="1FF5E865">
+            <wp:extent cx="4179932" cy="2406160"/>
+            <wp:effectExtent l="76200" t="76200" r="125730" b="127635"/>
             <wp:docPr id="2035904286" name="Picture 1"/>
             <wp:cNvGraphicFramePr>
               <a:graphicFrameLocks xmlns:a="http://schemas.openxmlformats.org/drawingml/2006/main" noChangeAspect="1"/>
@@ -2207,7 +2212,7 @@
                   <pic:spPr>
                     <a:xfrm>
                       <a:off x="0" y="0"/>
-                      <a:ext cx="4537533" cy="2612012"/>
+                      <a:ext cx="4199374" cy="2417352"/>
                     </a:xfrm>
                     <a:prstGeom prst="rect">
                       <a:avLst/>
@@ -2605,12 +2610,23 @@
     <w:p>
       <w:pPr>
         <w:jc w:val="center"/>
-      </w:pPr>
-      <w:r>
+        <w:rPr>
+          <w:noProof/>
+        </w:rPr>
+      </w:pPr>
+    </w:p>
+    <w:p>
+      <w:pPr>
+        <w:jc w:val="center"/>
+      </w:pPr>
+      <w:r>
+        <w:rPr>
+          <w:noProof/>
+        </w:rPr>
         <w:drawing>
-          <wp:inline distT="0" distB="0" distL="0" distR="0" wp14:anchorId="3F05C612" wp14:editId="73D2DB24">
-            <wp:extent cx="3154377" cy="2370764"/>
-            <wp:effectExtent l="76200" t="76200" r="141605" b="125095"/>
+          <wp:inline distT="0" distB="0" distL="0" distR="0" wp14:anchorId="3F05C612" wp14:editId="5D1D0FAA">
+            <wp:extent cx="2812605" cy="1830070"/>
+            <wp:effectExtent l="76200" t="76200" r="140335" b="132080"/>
             <wp:docPr id="601833676" name="Picture 1"/>
             <wp:cNvGraphicFramePr>
               <a:graphicFrameLocks xmlns:a="http://schemas.openxmlformats.org/drawingml/2006/main" noChangeAspect="1"/>
@@ -2622,26 +2638,50 @@
                     <pic:cNvPr id="601833676" name=""/>
                     <pic:cNvPicPr/>
                   </pic:nvPicPr>
-                  <pic:blipFill>
-                    <a:blip r:embed="rId12"/>
+                  <pic:blipFill rotWithShape="1">
+                    <a:blip r:embed="rId12" cstate="screen">
+                      <a:extLst>
+                        <a:ext uri="{28A0092B-C50C-407E-A947-70E740481C1C}">
+                          <a14:useLocalDpi xmlns:a14="http://schemas.microsoft.com/office/drawing/2010/main"/>
+                        </a:ext>
+                      </a:extLst>
+                    </a:blip>
+                    <a:srcRect/>
                     <a:stretch>
                       <a:fillRect/>
                     </a:stretch>
                   </pic:blipFill>
-                  <pic:spPr>
+                  <pic:spPr bwMode="auto">
                     <a:xfrm>
                       <a:off x="0" y="0"/>
-                      <a:ext cx="3165173" cy="2378878"/>
+                      <a:ext cx="2823374" cy="1837077"/>
                     </a:xfrm>
                     <a:prstGeom prst="rect">
                       <a:avLst/>
                     </a:prstGeom>
-                    <a:ln w="38100" cap="sq">
+                    <a:ln w="38100" cap="sq" cmpd="sng" algn="ctr">
                       <a:solidFill>
                         <a:srgbClr val="000000"/>
                       </a:solidFill>
                       <a:prstDash val="solid"/>
                       <a:miter lim="800000"/>
+                      <a:headEnd type="none" w="med" len="med"/>
+                      <a:tailEnd type="none" w="med" len="med"/>
+                      <a:extLst>
+                        <a:ext uri="{C807C97D-BFC1-408E-A445-0C87EB9F89A2}">
+                          <ask:lineSketchStyleProps xmlns:ask="http://schemas.microsoft.com/office/drawing/2018/sketchyshapes" sd="0">
+                            <a:custGeom>
+                              <a:avLst/>
+                              <a:gdLst/>
+                              <a:ahLst/>
+                              <a:cxnLst/>
+                              <a:rect l="0" t="0" r="0" b="0"/>
+                              <a:pathLst/>
+                            </a:custGeom>
+                            <ask:type/>
+                          </ask:lineSketchStyleProps>
+                        </a:ext>
+                      </a:extLst>
                     </a:ln>
                     <a:effectLst>
                       <a:outerShdw blurRad="50800" dist="38100" dir="2700000" algn="tl" rotWithShape="0">
@@ -2650,6 +2690,11 @@
                         </a:srgbClr>
                       </a:outerShdw>
                     </a:effectLst>
+                    <a:extLst>
+                      <a:ext uri="{53640926-AAD7-44D8-BBD7-CCE9431645EC}">
+                        <a14:shadowObscured xmlns:a14="http://schemas.microsoft.com/office/drawing/2010/main"/>
+                      </a:ext>
+                    </a:extLst>
                   </pic:spPr>
                 </pic:pic>
               </a:graphicData>
@@ -2658,13 +2703,17 @@
         </w:drawing>
       </w:r>
     </w:p>
+    <w:p/>
     <w:p>
       <w:pPr>
         <w:jc w:val="center"/>
       </w:pPr>
       <w:r>
+        <w:rPr>
+          <w:noProof/>
+        </w:rPr>
         <w:drawing>
-          <wp:inline distT="0" distB="0" distL="0" distR="0" wp14:anchorId="1EFC9DCB" wp14:editId="51D4C1F0">
+          <wp:inline distT="0" distB="0" distL="0" distR="0" wp14:anchorId="1EFC9DCB" wp14:editId="46209B1B">
             <wp:extent cx="5869961" cy="1280560"/>
             <wp:effectExtent l="76200" t="76200" r="130810" b="129540"/>
             <wp:docPr id="338873900" name="Picture 1"/>
@@ -2679,7 +2728,13 @@
                     <pic:cNvPicPr/>
                   </pic:nvPicPr>
                   <pic:blipFill>
-                    <a:blip r:embed="rId13"/>
+                    <a:blip r:embed="rId13" cstate="screen">
+                      <a:extLst>
+                        <a:ext uri="{28A0092B-C50C-407E-A947-70E740481C1C}">
+                          <a14:useLocalDpi xmlns:a14="http://schemas.microsoft.com/office/drawing/2010/main"/>
+                        </a:ext>
+                      </a:extLst>
+                    </a:blip>
                     <a:stretch>
                       <a:fillRect/>
                     </a:stretch>
@@ -2716,6 +2771,11 @@
     </w:p>
     <w:p>
       <w:pPr>
+        <w:jc w:val="center"/>
+      </w:pPr>
+    </w:p>
+    <w:p>
+      <w:pPr>
         <w:rPr>
           <w:rFonts w:ascii="Times New Roman" w:hAnsi="Times New Roman" w:cs="Times New Roman"/>
           <w:sz w:val="24"/>
@@ -2726,89 +2786,72 @@
     <w:p>
       <w:pPr>
         <w:rPr>
+          <w:rFonts w:ascii="Cascadia Code" w:hAnsi="Cascadia Code" w:cs="Cascadia Code"/>
+          <w:sz w:val="24"/>
+          <w:szCs w:val="24"/>
+        </w:rPr>
+      </w:pPr>
+      <w:r>
+        <w:rPr>
+          <w:rFonts w:ascii="Cascadia Code" w:hAnsi="Cascadia Code" w:cs="Cascadia Code"/>
+          <w:sz w:val="24"/>
+          <w:szCs w:val="24"/>
+        </w:rPr>
+        <w:t>Response Time:</w:t>
+      </w:r>
+      <w:r>
+        <w:rPr>
+          <w:rFonts w:ascii="Cascadia Code" w:hAnsi="Cascadia Code" w:cs="Cascadia Code"/>
+          <w:sz w:val="24"/>
+          <w:szCs w:val="24"/>
+        </w:rPr>
+        <w:tab/>
+        <w:t>0.86/sec received; 0.08/sec sent</w:t>
+      </w:r>
+    </w:p>
+    <w:p>
+      <w:pPr>
+        <w:rPr>
+          <w:rFonts w:ascii="Cascadia Code" w:hAnsi="Cascadia Code" w:cs="Cascadia Code"/>
+          <w:sz w:val="24"/>
+          <w:szCs w:val="24"/>
+        </w:rPr>
+      </w:pPr>
+      <w:r>
+        <w:rPr>
+          <w:rFonts w:ascii="Cascadia Code" w:hAnsi="Cascadia Code" w:cs="Cascadia Code"/>
+          <w:sz w:val="24"/>
+          <w:szCs w:val="24"/>
+        </w:rPr>
+        <w:t>Response Code:</w:t>
+      </w:r>
+      <w:r>
+        <w:rPr>
+          <w:rFonts w:ascii="Cascadia Code" w:hAnsi="Cascadia Code" w:cs="Cascadia Code"/>
+          <w:sz w:val="24"/>
+          <w:szCs w:val="24"/>
+        </w:rPr>
+        <w:tab/>
+        <w:t>200</w:t>
+      </w:r>
+    </w:p>
+    <w:p>
+      <w:pPr>
+        <w:rPr>
           <w:rFonts w:ascii="Times New Roman" w:hAnsi="Times New Roman" w:cs="Times New Roman"/>
           <w:sz w:val="24"/>
           <w:szCs w:val="24"/>
         </w:rPr>
       </w:pPr>
-      <w:r>
+    </w:p>
+    <w:p>
+      <w:pPr>
         <w:rPr>
           <w:rFonts w:ascii="Times New Roman" w:hAnsi="Times New Roman" w:cs="Times New Roman"/>
           <w:sz w:val="24"/>
           <w:szCs w:val="24"/>
         </w:rPr>
-        <w:t>Response Time:</w:t>
-      </w:r>
-      <w:r>
-        <w:rPr>
-          <w:rFonts w:ascii="Times New Roman" w:hAnsi="Times New Roman" w:cs="Times New Roman"/>
-          <w:sz w:val="24"/>
-          <w:szCs w:val="24"/>
-        </w:rPr>
-        <w:tab/>
-      </w:r>
-      <w:r>
-        <w:rPr>
-          <w:rFonts w:ascii="Times New Roman" w:hAnsi="Times New Roman" w:cs="Times New Roman"/>
-          <w:i/>
-          <w:iCs/>
-          <w:sz w:val="24"/>
-          <w:szCs w:val="24"/>
-        </w:rPr>
-        <w:t>0.86/sec</w:t>
-      </w:r>
-      <w:r>
-        <w:rPr>
-          <w:rFonts w:ascii="Times New Roman" w:hAnsi="Times New Roman" w:cs="Times New Roman"/>
-          <w:sz w:val="24"/>
-          <w:szCs w:val="24"/>
-        </w:rPr>
-        <w:t xml:space="preserve"> received; </w:t>
-      </w:r>
-      <w:r>
-        <w:rPr>
-          <w:rFonts w:ascii="Times New Roman" w:hAnsi="Times New Roman" w:cs="Times New Roman"/>
-          <w:i/>
-          <w:iCs/>
-          <w:sz w:val="24"/>
-          <w:szCs w:val="24"/>
-        </w:rPr>
-        <w:t>0.08/sec</w:t>
-      </w:r>
-      <w:r>
-        <w:rPr>
-          <w:rFonts w:ascii="Times New Roman" w:hAnsi="Times New Roman" w:cs="Times New Roman"/>
-          <w:sz w:val="24"/>
-          <w:szCs w:val="24"/>
-        </w:rPr>
-        <w:t xml:space="preserve"> sent</w:t>
-      </w:r>
-    </w:p>
-    <w:p>
-      <w:pPr>
-        <w:rPr>
-          <w:rFonts w:ascii="Times New Roman" w:hAnsi="Times New Roman" w:cs="Times New Roman"/>
-          <w:sz w:val="24"/>
-          <w:szCs w:val="24"/>
-        </w:rPr>
-      </w:pPr>
-      <w:r>
-        <w:rPr>
-          <w:rFonts w:ascii="Times New Roman" w:hAnsi="Times New Roman" w:cs="Times New Roman"/>
-          <w:sz w:val="24"/>
-          <w:szCs w:val="24"/>
-        </w:rPr>
-        <w:t>Response Code:</w:t>
-      </w:r>
-      <w:r>
-        <w:rPr>
-          <w:rFonts w:ascii="Times New Roman" w:hAnsi="Times New Roman" w:cs="Times New Roman"/>
-          <w:sz w:val="24"/>
-          <w:szCs w:val="24"/>
-        </w:rPr>
-        <w:tab/>
-        <w:t>200</w:t>
-      </w:r>
+      </w:pPr>
     </w:p>
     <w:p>
       <w:pPr>
@@ -3194,8 +3237,817 @@
       </w:r>
     </w:p>
     <w:p/>
-    <w:p/>
-    <w:p/>
+    <w:p>
+      <w:pPr>
+        <w:jc w:val="center"/>
+      </w:pPr>
+      <w:r>
+        <w:drawing>
+          <wp:inline distT="0" distB="0" distL="0" distR="0" wp14:anchorId="22154CD5" wp14:editId="7F843076">
+            <wp:extent cx="2085983" cy="1766132"/>
+            <wp:effectExtent l="76200" t="76200" r="123825" b="139065"/>
+            <wp:docPr id="910493579" name="Picture 1"/>
+            <wp:cNvGraphicFramePr>
+              <a:graphicFrameLocks xmlns:a="http://schemas.openxmlformats.org/drawingml/2006/main" noChangeAspect="1"/>
+            </wp:cNvGraphicFramePr>
+            <a:graphic xmlns:a="http://schemas.openxmlformats.org/drawingml/2006/main">
+              <a:graphicData uri="http://schemas.openxmlformats.org/drawingml/2006/picture">
+                <pic:pic xmlns:pic="http://schemas.openxmlformats.org/drawingml/2006/picture">
+                  <pic:nvPicPr>
+                    <pic:cNvPr id="910493579" name=""/>
+                    <pic:cNvPicPr/>
+                  </pic:nvPicPr>
+                  <pic:blipFill>
+                    <a:blip r:embed="rId14"/>
+                    <a:stretch>
+                      <a:fillRect/>
+                    </a:stretch>
+                  </pic:blipFill>
+                  <pic:spPr>
+                    <a:xfrm>
+                      <a:off x="0" y="0"/>
+                      <a:ext cx="2091654" cy="1770934"/>
+                    </a:xfrm>
+                    <a:prstGeom prst="rect">
+                      <a:avLst/>
+                    </a:prstGeom>
+                    <a:ln w="38100" cap="sq">
+                      <a:solidFill>
+                        <a:srgbClr val="000000"/>
+                      </a:solidFill>
+                      <a:prstDash val="solid"/>
+                      <a:miter lim="800000"/>
+                    </a:ln>
+                    <a:effectLst>
+                      <a:outerShdw blurRad="50800" dist="38100" dir="2700000" algn="tl" rotWithShape="0">
+                        <a:srgbClr val="000000">
+                          <a:alpha val="43000"/>
+                        </a:srgbClr>
+                      </a:outerShdw>
+                    </a:effectLst>
+                  </pic:spPr>
+                </pic:pic>
+              </a:graphicData>
+            </a:graphic>
+          </wp:inline>
+        </w:drawing>
+      </w:r>
+    </w:p>
+    <w:p>
+      <w:pPr>
+        <w:jc w:val="center"/>
+      </w:pPr>
+      <w:r>
+        <w:drawing>
+          <wp:inline distT="0" distB="0" distL="0" distR="0" wp14:anchorId="4469E4E4" wp14:editId="23F34166">
+            <wp:extent cx="6400800" cy="949325"/>
+            <wp:effectExtent l="76200" t="76200" r="133350" b="136525"/>
+            <wp:docPr id="558752506" name="Picture 1"/>
+            <wp:cNvGraphicFramePr>
+              <a:graphicFrameLocks xmlns:a="http://schemas.openxmlformats.org/drawingml/2006/main" noChangeAspect="1"/>
+            </wp:cNvGraphicFramePr>
+            <a:graphic xmlns:a="http://schemas.openxmlformats.org/drawingml/2006/main">
+              <a:graphicData uri="http://schemas.openxmlformats.org/drawingml/2006/picture">
+                <pic:pic xmlns:pic="http://schemas.openxmlformats.org/drawingml/2006/picture">
+                  <pic:nvPicPr>
+                    <pic:cNvPr id="558752506" name=""/>
+                    <pic:cNvPicPr/>
+                  </pic:nvPicPr>
+                  <pic:blipFill>
+                    <a:blip r:embed="rId15" cstate="screen">
+                      <a:extLst>
+                        <a:ext uri="{28A0092B-C50C-407E-A947-70E740481C1C}">
+                          <a14:useLocalDpi xmlns:a14="http://schemas.microsoft.com/office/drawing/2010/main"/>
+                        </a:ext>
+                      </a:extLst>
+                    </a:blip>
+                    <a:stretch>
+                      <a:fillRect/>
+                    </a:stretch>
+                  </pic:blipFill>
+                  <pic:spPr>
+                    <a:xfrm>
+                      <a:off x="0" y="0"/>
+                      <a:ext cx="6400800" cy="949325"/>
+                    </a:xfrm>
+                    <a:prstGeom prst="rect">
+                      <a:avLst/>
+                    </a:prstGeom>
+                    <a:ln w="38100" cap="sq">
+                      <a:solidFill>
+                        <a:srgbClr val="000000"/>
+                      </a:solidFill>
+                      <a:prstDash val="solid"/>
+                      <a:miter lim="800000"/>
+                    </a:ln>
+                    <a:effectLst>
+                      <a:outerShdw blurRad="50800" dist="38100" dir="2700000" algn="tl" rotWithShape="0">
+                        <a:srgbClr val="000000">
+                          <a:alpha val="43000"/>
+                        </a:srgbClr>
+                      </a:outerShdw>
+                    </a:effectLst>
+                  </pic:spPr>
+                </pic:pic>
+              </a:graphicData>
+            </a:graphic>
+          </wp:inline>
+        </w:drawing>
+      </w:r>
+    </w:p>
+    <w:p>
+      <w:pPr>
+        <w:jc w:val="center"/>
+      </w:pPr>
+      <w:r>
+        <w:drawing>
+          <wp:inline distT="0" distB="0" distL="0" distR="0" wp14:anchorId="6B8CF009" wp14:editId="5AD1FFC6">
+            <wp:extent cx="1817033" cy="1443670"/>
+            <wp:effectExtent l="76200" t="76200" r="126365" b="137795"/>
+            <wp:docPr id="1757992998" name="Picture 1"/>
+            <wp:cNvGraphicFramePr>
+              <a:graphicFrameLocks xmlns:a="http://schemas.openxmlformats.org/drawingml/2006/main" noChangeAspect="1"/>
+            </wp:cNvGraphicFramePr>
+            <a:graphic xmlns:a="http://schemas.openxmlformats.org/drawingml/2006/main">
+              <a:graphicData uri="http://schemas.openxmlformats.org/drawingml/2006/picture">
+                <pic:pic xmlns:pic="http://schemas.openxmlformats.org/drawingml/2006/picture">
+                  <pic:nvPicPr>
+                    <pic:cNvPr id="1757992998" name=""/>
+                    <pic:cNvPicPr/>
+                  </pic:nvPicPr>
+                  <pic:blipFill>
+                    <a:blip r:embed="rId16"/>
+                    <a:stretch>
+                      <a:fillRect/>
+                    </a:stretch>
+                  </pic:blipFill>
+                  <pic:spPr>
+                    <a:xfrm>
+                      <a:off x="0" y="0"/>
+                      <a:ext cx="1819699" cy="1445788"/>
+                    </a:xfrm>
+                    <a:prstGeom prst="rect">
+                      <a:avLst/>
+                    </a:prstGeom>
+                    <a:ln w="38100" cap="sq">
+                      <a:solidFill>
+                        <a:srgbClr val="000000"/>
+                      </a:solidFill>
+                      <a:prstDash val="solid"/>
+                      <a:miter lim="800000"/>
+                    </a:ln>
+                    <a:effectLst>
+                      <a:outerShdw blurRad="50800" dist="38100" dir="2700000" algn="tl" rotWithShape="0">
+                        <a:srgbClr val="000000">
+                          <a:alpha val="43000"/>
+                        </a:srgbClr>
+                      </a:outerShdw>
+                    </a:effectLst>
+                  </pic:spPr>
+                </pic:pic>
+              </a:graphicData>
+            </a:graphic>
+          </wp:inline>
+        </w:drawing>
+      </w:r>
+    </w:p>
+    <w:p>
+      <w:pPr>
+        <w:jc w:val="center"/>
+      </w:pPr>
+    </w:p>
+    <w:p>
+      <w:pPr>
+        <w:jc w:val="center"/>
+        <w:rPr>
+          <w:rFonts w:ascii="Cascadia Code" w:hAnsi="Cascadia Code" w:cs="Cascadia Code"/>
+          <w:sz w:val="24"/>
+          <w:szCs w:val="24"/>
+        </w:rPr>
+      </w:pPr>
+      <w:r>
+        <w:rPr>
+          <w:rFonts w:ascii="Cascadia Code" w:hAnsi="Cascadia Code" w:cs="Cascadia Code"/>
+          <w:sz w:val="24"/>
+          <w:szCs w:val="24"/>
+        </w:rPr>
+        <w:t xml:space="preserve">GET Request Code: </w:t>
+      </w:r>
+      <w:r>
+        <w:rPr>
+          <w:rFonts w:ascii="Cascadia Code" w:hAnsi="Cascadia Code" w:cs="Cascadia Code"/>
+          <w:sz w:val="24"/>
+          <w:szCs w:val="24"/>
+        </w:rPr>
+        <w:tab/>
+      </w:r>
+      <w:r>
+        <w:rPr>
+          <w:rFonts w:ascii="Cascadia Code" w:hAnsi="Cascadia Code" w:cs="Cascadia Code"/>
+          <w:sz w:val="24"/>
+          <w:szCs w:val="24"/>
+        </w:rPr>
+        <w:tab/>
+        <w:t>200</w:t>
+      </w:r>
+    </w:p>
+    <w:p>
+      <w:pPr>
+        <w:jc w:val="center"/>
+        <w:rPr>
+          <w:rFonts w:ascii="Cascadia Code" w:hAnsi="Cascadia Code" w:cs="Cascadia Code"/>
+          <w:sz w:val="24"/>
+          <w:szCs w:val="24"/>
+        </w:rPr>
+      </w:pPr>
+      <w:r>
+        <w:rPr>
+          <w:rFonts w:ascii="Cascadia Code" w:hAnsi="Cascadia Code" w:cs="Cascadia Code"/>
+          <w:sz w:val="24"/>
+          <w:szCs w:val="24"/>
+        </w:rPr>
+        <w:t>PUT</w:t>
+      </w:r>
+      <w:r>
+        <w:rPr>
+          <w:rFonts w:ascii="Cascadia Code" w:hAnsi="Cascadia Code" w:cs="Cascadia Code"/>
+          <w:sz w:val="24"/>
+          <w:szCs w:val="24"/>
+        </w:rPr>
+        <w:t xml:space="preserve"> Request Code: </w:t>
+      </w:r>
+      <w:r>
+        <w:rPr>
+          <w:rFonts w:ascii="Cascadia Code" w:hAnsi="Cascadia Code" w:cs="Cascadia Code"/>
+          <w:sz w:val="24"/>
+          <w:szCs w:val="24"/>
+        </w:rPr>
+        <w:tab/>
+      </w:r>
+      <w:r>
+        <w:rPr>
+          <w:rFonts w:ascii="Cascadia Code" w:hAnsi="Cascadia Code" w:cs="Cascadia Code"/>
+          <w:sz w:val="24"/>
+          <w:szCs w:val="24"/>
+        </w:rPr>
+        <w:tab/>
+        <w:t>200</w:t>
+      </w:r>
+    </w:p>
+    <w:p>
+      <w:pPr>
+        <w:jc w:val="center"/>
+        <w:rPr>
+          <w:rFonts w:ascii="Cascadia Code" w:hAnsi="Cascadia Code" w:cs="Cascadia Code"/>
+          <w:sz w:val="24"/>
+          <w:szCs w:val="24"/>
+        </w:rPr>
+      </w:pPr>
+      <w:r>
+        <w:rPr>
+          <w:rFonts w:ascii="Cascadia Code" w:hAnsi="Cascadia Code" w:cs="Cascadia Code"/>
+          <w:sz w:val="24"/>
+          <w:szCs w:val="24"/>
+        </w:rPr>
+        <w:t>POST</w:t>
+      </w:r>
+      <w:r>
+        <w:rPr>
+          <w:rFonts w:ascii="Cascadia Code" w:hAnsi="Cascadia Code" w:cs="Cascadia Code"/>
+          <w:sz w:val="24"/>
+          <w:szCs w:val="24"/>
+        </w:rPr>
+        <w:t xml:space="preserve"> Request Code:</w:t>
+      </w:r>
+      <w:r>
+        <w:rPr>
+          <w:rFonts w:ascii="Cascadia Code" w:hAnsi="Cascadia Code" w:cs="Cascadia Code"/>
+          <w:sz w:val="24"/>
+          <w:szCs w:val="24"/>
+        </w:rPr>
+        <w:tab/>
+      </w:r>
+      <w:r>
+        <w:rPr>
+          <w:rFonts w:ascii="Cascadia Code" w:hAnsi="Cascadia Code" w:cs="Cascadia Code"/>
+          <w:sz w:val="24"/>
+          <w:szCs w:val="24"/>
+        </w:rPr>
+        <w:tab/>
+        <w:t>201</w:t>
+      </w:r>
+    </w:p>
+    <w:p>
+      <w:pPr>
+        <w:jc w:val="center"/>
+        <w:rPr>
+          <w:rFonts w:ascii="Cascadia Code" w:hAnsi="Cascadia Code" w:cs="Cascadia Code"/>
+          <w:sz w:val="24"/>
+          <w:szCs w:val="24"/>
+        </w:rPr>
+      </w:pPr>
+      <w:r>
+        <w:rPr>
+          <w:rFonts w:ascii="Cascadia Code" w:hAnsi="Cascadia Code" w:cs="Cascadia Code"/>
+          <w:sz w:val="24"/>
+          <w:szCs w:val="24"/>
+        </w:rPr>
+        <w:t>DELETE</w:t>
+      </w:r>
+      <w:r>
+        <w:rPr>
+          <w:rFonts w:ascii="Cascadia Code" w:hAnsi="Cascadia Code" w:cs="Cascadia Code"/>
+          <w:sz w:val="24"/>
+          <w:szCs w:val="24"/>
+        </w:rPr>
+        <w:t xml:space="preserve"> Request Code: </w:t>
+      </w:r>
+      <w:r>
+        <w:rPr>
+          <w:rFonts w:ascii="Cascadia Code" w:hAnsi="Cascadia Code" w:cs="Cascadia Code"/>
+          <w:sz w:val="24"/>
+          <w:szCs w:val="24"/>
+        </w:rPr>
+        <w:tab/>
+        <w:t>200</w:t>
+      </w:r>
+    </w:p>
+    <w:p>
+      <w:pPr>
+        <w:rPr>
+          <w:rFonts w:ascii="Cascadia Code" w:hAnsi="Cascadia Code" w:cs="Cascadia Code"/>
+        </w:rPr>
+      </w:pPr>
+    </w:p>
+    <w:p>
+      <w:pPr>
+        <w:jc w:val="center"/>
+      </w:pPr>
+    </w:p>
+    <w:p>
+      <w:pPr>
+        <w:jc w:val="center"/>
+        <w:rPr>
+          <w:rFonts w:ascii="Times New Roman" w:hAnsi="Times New Roman" w:cs="Times New Roman"/>
+          <w:b/>
+          <w:bCs/>
+          <w:sz w:val="24"/>
+          <w:szCs w:val="24"/>
+        </w:rPr>
+        <w:sectPr>
+          <w:headerReference w:type="default" r:id="rId17"/>
+          <w:footerReference w:type="default" r:id="rId18"/>
+          <w:pgSz w:w="12240" w:h="15840"/>
+          <w:pgMar w:top="1080" w:right="1080" w:bottom="1080" w:left="1080" w:header="708" w:footer="708" w:gutter="0"/>
+          <w:pgNumType w:start="1"/>
+          <w:cols w:space="720"/>
+        </w:sectPr>
+      </w:pPr>
+    </w:p>
+    <w:p>
+      <w:pPr>
+        <w:jc w:val="center"/>
+        <w:rPr>
+          <w:rFonts w:ascii="Cascadia Code" w:hAnsi="Cascadia Code" w:cs="Cascadia Code"/>
+          <w:b/>
+          <w:bCs/>
+          <w:sz w:val="24"/>
+          <w:szCs w:val="24"/>
+        </w:rPr>
+      </w:pPr>
+      <w:r>
+        <w:rPr>
+          <w:rFonts w:ascii="Cascadia Code" w:hAnsi="Cascadia Code" w:cs="Cascadia Code"/>
+          <w:b/>
+          <w:bCs/>
+          <w:sz w:val="24"/>
+          <w:szCs w:val="24"/>
+        </w:rPr>
+        <w:drawing>
+          <wp:inline distT="0" distB="0" distL="0" distR="0" wp14:anchorId="211BD184" wp14:editId="55010A41">
+            <wp:extent cx="2830033" cy="1417707"/>
+            <wp:effectExtent l="76200" t="76200" r="142240" b="125730"/>
+            <wp:docPr id="1478046144" name="Picture 1"/>
+            <wp:cNvGraphicFramePr>
+              <a:graphicFrameLocks xmlns:a="http://schemas.openxmlformats.org/drawingml/2006/main" noChangeAspect="1"/>
+            </wp:cNvGraphicFramePr>
+            <a:graphic xmlns:a="http://schemas.openxmlformats.org/drawingml/2006/main">
+              <a:graphicData uri="http://schemas.openxmlformats.org/drawingml/2006/picture">
+                <pic:pic xmlns:pic="http://schemas.openxmlformats.org/drawingml/2006/picture">
+                  <pic:nvPicPr>
+                    <pic:cNvPr id="1478046144" name=""/>
+                    <pic:cNvPicPr/>
+                  </pic:nvPicPr>
+                  <pic:blipFill rotWithShape="1">
+                    <a:blip r:embed="rId19" cstate="screen">
+                      <a:extLst>
+                        <a:ext uri="{28A0092B-C50C-407E-A947-70E740481C1C}">
+                          <a14:useLocalDpi xmlns:a14="http://schemas.microsoft.com/office/drawing/2010/main"/>
+                        </a:ext>
+                      </a:extLst>
+                    </a:blip>
+                    <a:srcRect/>
+                    <a:stretch>
+                      <a:fillRect/>
+                    </a:stretch>
+                  </pic:blipFill>
+                  <pic:spPr bwMode="auto">
+                    <a:xfrm>
+                      <a:off x="0" y="0"/>
+                      <a:ext cx="2856853" cy="1431143"/>
+                    </a:xfrm>
+                    <a:prstGeom prst="rect">
+                      <a:avLst/>
+                    </a:prstGeom>
+                    <a:ln w="38100" cap="sq">
+                      <a:solidFill>
+                        <a:srgbClr val="000000"/>
+                      </a:solidFill>
+                      <a:prstDash val="solid"/>
+                      <a:miter lim="800000"/>
+                    </a:ln>
+                    <a:effectLst>
+                      <a:outerShdw blurRad="50800" dist="38100" dir="2700000" algn="tl" rotWithShape="0">
+                        <a:srgbClr val="000000">
+                          <a:alpha val="43000"/>
+                        </a:srgbClr>
+                      </a:outerShdw>
+                    </a:effectLst>
+                    <a:extLst>
+                      <a:ext uri="{53640926-AAD7-44D8-BBD7-CCE9431645EC}">
+                        <a14:shadowObscured xmlns:a14="http://schemas.microsoft.com/office/drawing/2010/main"/>
+                      </a:ext>
+                    </a:extLst>
+                  </pic:spPr>
+                </pic:pic>
+              </a:graphicData>
+            </a:graphic>
+          </wp:inline>
+        </w:drawing>
+      </w:r>
+    </w:p>
+    <w:p>
+      <w:pPr>
+        <w:jc w:val="center"/>
+        <w:rPr>
+          <w:rFonts w:ascii="Cascadia Code" w:hAnsi="Cascadia Code" w:cs="Cascadia Code"/>
+          <w:b/>
+          <w:bCs/>
+          <w:sz w:val="24"/>
+          <w:szCs w:val="24"/>
+        </w:rPr>
+      </w:pPr>
+      <w:r>
+        <w:rPr>
+          <w:rFonts w:ascii="Cascadia Code" w:hAnsi="Cascadia Code" w:cs="Cascadia Code"/>
+          <w:b/>
+          <w:bCs/>
+          <w:sz w:val="24"/>
+          <w:szCs w:val="24"/>
+        </w:rPr>
+        <w:t>GET</w:t>
+      </w:r>
+    </w:p>
+    <w:p>
+      <w:pPr>
+        <w:jc w:val="center"/>
+        <w:rPr>
+          <w:rFonts w:ascii="Cascadia Code" w:hAnsi="Cascadia Code" w:cs="Cascadia Code"/>
+          <w:b/>
+          <w:bCs/>
+          <w:sz w:val="24"/>
+          <w:szCs w:val="24"/>
+        </w:rPr>
+      </w:pPr>
+    </w:p>
+    <w:p>
+      <w:pPr>
+        <w:jc w:val="center"/>
+        <w:rPr>
+          <w:rFonts w:ascii="Cascadia Code" w:hAnsi="Cascadia Code" w:cs="Cascadia Code"/>
+          <w:b/>
+          <w:bCs/>
+          <w:sz w:val="24"/>
+          <w:szCs w:val="24"/>
+        </w:rPr>
+      </w:pPr>
+      <w:r>
+        <w:rPr>
+          <w:rFonts w:ascii="Cascadia Code" w:hAnsi="Cascadia Code" w:cs="Cascadia Code"/>
+          <w:b/>
+          <w:bCs/>
+          <w:sz w:val="24"/>
+          <w:szCs w:val="24"/>
+        </w:rPr>
+        <w:drawing>
+          <wp:inline distT="0" distB="0" distL="0" distR="0" wp14:anchorId="5EBF3C0D" wp14:editId="37E13027">
+            <wp:extent cx="2827970" cy="1461977"/>
+            <wp:effectExtent l="76200" t="76200" r="125095" b="138430"/>
+            <wp:docPr id="1473113229" name="Picture 1"/>
+            <wp:cNvGraphicFramePr>
+              <a:graphicFrameLocks xmlns:a="http://schemas.openxmlformats.org/drawingml/2006/main" noChangeAspect="1"/>
+            </wp:cNvGraphicFramePr>
+            <a:graphic xmlns:a="http://schemas.openxmlformats.org/drawingml/2006/main">
+              <a:graphicData uri="http://schemas.openxmlformats.org/drawingml/2006/picture">
+                <pic:pic xmlns:pic="http://schemas.openxmlformats.org/drawingml/2006/picture">
+                  <pic:nvPicPr>
+                    <pic:cNvPr id="1473113229" name=""/>
+                    <pic:cNvPicPr/>
+                  </pic:nvPicPr>
+                  <pic:blipFill rotWithShape="1">
+                    <a:blip r:embed="rId20" cstate="screen">
+                      <a:extLst>
+                        <a:ext uri="{28A0092B-C50C-407E-A947-70E740481C1C}">
+                          <a14:useLocalDpi xmlns:a14="http://schemas.microsoft.com/office/drawing/2010/main"/>
+                        </a:ext>
+                      </a:extLst>
+                    </a:blip>
+                    <a:srcRect/>
+                    <a:stretch>
+                      <a:fillRect/>
+                    </a:stretch>
+                  </pic:blipFill>
+                  <pic:spPr bwMode="auto">
+                    <a:xfrm>
+                      <a:off x="0" y="0"/>
+                      <a:ext cx="2865271" cy="1481261"/>
+                    </a:xfrm>
+                    <a:prstGeom prst="rect">
+                      <a:avLst/>
+                    </a:prstGeom>
+                    <a:ln w="38100" cap="sq">
+                      <a:solidFill>
+                        <a:srgbClr val="000000"/>
+                      </a:solidFill>
+                      <a:prstDash val="solid"/>
+                      <a:miter lim="800000"/>
+                    </a:ln>
+                    <a:effectLst>
+                      <a:outerShdw blurRad="50800" dist="38100" dir="2700000" algn="tl" rotWithShape="0">
+                        <a:srgbClr val="000000">
+                          <a:alpha val="43000"/>
+                        </a:srgbClr>
+                      </a:outerShdw>
+                    </a:effectLst>
+                    <a:extLst>
+                      <a:ext uri="{53640926-AAD7-44D8-BBD7-CCE9431645EC}">
+                        <a14:shadowObscured xmlns:a14="http://schemas.microsoft.com/office/drawing/2010/main"/>
+                      </a:ext>
+                    </a:extLst>
+                  </pic:spPr>
+                </pic:pic>
+              </a:graphicData>
+            </a:graphic>
+          </wp:inline>
+        </w:drawing>
+      </w:r>
+    </w:p>
+    <w:p>
+      <w:pPr>
+        <w:jc w:val="center"/>
+        <w:rPr>
+          <w:rFonts w:ascii="Cascadia Code" w:hAnsi="Cascadia Code" w:cs="Cascadia Code"/>
+          <w:b/>
+          <w:bCs/>
+          <w:sz w:val="24"/>
+          <w:szCs w:val="24"/>
+        </w:rPr>
+      </w:pPr>
+      <w:r>
+        <w:rPr>
+          <w:rFonts w:ascii="Cascadia Code" w:hAnsi="Cascadia Code" w:cs="Cascadia Code"/>
+          <w:b/>
+          <w:bCs/>
+          <w:sz w:val="24"/>
+          <w:szCs w:val="24"/>
+        </w:rPr>
+        <w:t>POST</w:t>
+      </w:r>
+    </w:p>
+    <w:p>
+      <w:pPr>
+        <w:jc w:val="center"/>
+        <w:rPr>
+          <w:rFonts w:ascii="Cascadia Code" w:hAnsi="Cascadia Code" w:cs="Cascadia Code"/>
+          <w:b/>
+          <w:bCs/>
+          <w:sz w:val="24"/>
+          <w:szCs w:val="24"/>
+        </w:rPr>
+      </w:pPr>
+      <w:r>
+        <w:rPr>
+          <w:rFonts w:ascii="Cascadia Code" w:hAnsi="Cascadia Code" w:cs="Cascadia Code"/>
+          <w:b/>
+          <w:bCs/>
+          <w:sz w:val="24"/>
+          <w:szCs w:val="24"/>
+        </w:rPr>
+        <w:drawing>
+          <wp:inline distT="0" distB="0" distL="0" distR="0" wp14:anchorId="23814F62" wp14:editId="7BDD3DB3">
+            <wp:extent cx="3069578" cy="1374672"/>
+            <wp:effectExtent l="76200" t="76200" r="131445" b="130810"/>
+            <wp:docPr id="1468709416" name="Picture 1"/>
+            <wp:cNvGraphicFramePr>
+              <a:graphicFrameLocks xmlns:a="http://schemas.openxmlformats.org/drawingml/2006/main" noChangeAspect="1"/>
+            </wp:cNvGraphicFramePr>
+            <a:graphic xmlns:a="http://schemas.openxmlformats.org/drawingml/2006/main">
+              <a:graphicData uri="http://schemas.openxmlformats.org/drawingml/2006/picture">
+                <pic:pic xmlns:pic="http://schemas.openxmlformats.org/drawingml/2006/picture">
+                  <pic:nvPicPr>
+                    <pic:cNvPr id="1468709416" name=""/>
+                    <pic:cNvPicPr/>
+                  </pic:nvPicPr>
+                  <pic:blipFill>
+                    <a:blip r:embed="rId21"/>
+                    <a:stretch>
+                      <a:fillRect/>
+                    </a:stretch>
+                  </pic:blipFill>
+                  <pic:spPr>
+                    <a:xfrm>
+                      <a:off x="0" y="0"/>
+                      <a:ext cx="3095350" cy="1386213"/>
+                    </a:xfrm>
+                    <a:prstGeom prst="rect">
+                      <a:avLst/>
+                    </a:prstGeom>
+                    <a:ln w="38100" cap="sq">
+                      <a:solidFill>
+                        <a:srgbClr val="000000"/>
+                      </a:solidFill>
+                      <a:prstDash val="solid"/>
+                      <a:miter lim="800000"/>
+                    </a:ln>
+                    <a:effectLst>
+                      <a:outerShdw blurRad="50800" dist="38100" dir="2700000" algn="tl" rotWithShape="0">
+                        <a:srgbClr val="000000">
+                          <a:alpha val="43000"/>
+                        </a:srgbClr>
+                      </a:outerShdw>
+                    </a:effectLst>
+                  </pic:spPr>
+                </pic:pic>
+              </a:graphicData>
+            </a:graphic>
+          </wp:inline>
+        </w:drawing>
+      </w:r>
+    </w:p>
+    <w:p>
+      <w:pPr>
+        <w:jc w:val="center"/>
+        <w:rPr>
+          <w:rFonts w:ascii="Cascadia Code" w:hAnsi="Cascadia Code" w:cs="Cascadia Code"/>
+          <w:b/>
+          <w:bCs/>
+          <w:sz w:val="24"/>
+          <w:szCs w:val="24"/>
+        </w:rPr>
+      </w:pPr>
+      <w:r>
+        <w:rPr>
+          <w:rFonts w:ascii="Cascadia Code" w:hAnsi="Cascadia Code" w:cs="Cascadia Code"/>
+          <w:b/>
+          <w:bCs/>
+          <w:sz w:val="24"/>
+          <w:szCs w:val="24"/>
+        </w:rPr>
+        <w:t>PUT</w:t>
+      </w:r>
+    </w:p>
+    <w:p>
+      <w:pPr>
+        <w:jc w:val="center"/>
+        <w:rPr>
+          <w:rFonts w:ascii="Cascadia Code" w:hAnsi="Cascadia Code" w:cs="Cascadia Code"/>
+          <w:b/>
+          <w:bCs/>
+          <w:sz w:val="24"/>
+          <w:szCs w:val="24"/>
+        </w:rPr>
+      </w:pPr>
+    </w:p>
+    <w:p>
+      <w:pPr>
+        <w:jc w:val="center"/>
+        <w:rPr>
+          <w:rFonts w:ascii="Cascadia Code" w:hAnsi="Cascadia Code" w:cs="Cascadia Code"/>
+          <w:b/>
+          <w:bCs/>
+          <w:sz w:val="24"/>
+          <w:szCs w:val="24"/>
+        </w:rPr>
+      </w:pPr>
+      <w:r>
+        <w:rPr>
+          <w:rFonts w:ascii="Cascadia Code" w:hAnsi="Cascadia Code" w:cs="Cascadia Code"/>
+          <w:b/>
+          <w:bCs/>
+          <w:sz w:val="24"/>
+          <w:szCs w:val="24"/>
+        </w:rPr>
+        <w:drawing>
+          <wp:inline distT="0" distB="0" distL="0" distR="0" wp14:anchorId="3BCFEB62" wp14:editId="22098BE3">
+            <wp:extent cx="2974399" cy="1247079"/>
+            <wp:effectExtent l="76200" t="76200" r="130810" b="125095"/>
+            <wp:docPr id="1556791778" name="Picture 1"/>
+            <wp:cNvGraphicFramePr>
+              <a:graphicFrameLocks xmlns:a="http://schemas.openxmlformats.org/drawingml/2006/main" noChangeAspect="1"/>
+            </wp:cNvGraphicFramePr>
+            <a:graphic xmlns:a="http://schemas.openxmlformats.org/drawingml/2006/main">
+              <a:graphicData uri="http://schemas.openxmlformats.org/drawingml/2006/picture">
+                <pic:pic xmlns:pic="http://schemas.openxmlformats.org/drawingml/2006/picture">
+                  <pic:nvPicPr>
+                    <pic:cNvPr id="1556791778" name=""/>
+                    <pic:cNvPicPr/>
+                  </pic:nvPicPr>
+                  <pic:blipFill>
+                    <a:blip r:embed="rId22"/>
+                    <a:stretch>
+                      <a:fillRect/>
+                    </a:stretch>
+                  </pic:blipFill>
+                  <pic:spPr>
+                    <a:xfrm>
+                      <a:off x="0" y="0"/>
+                      <a:ext cx="3014733" cy="1263990"/>
+                    </a:xfrm>
+                    <a:prstGeom prst="rect">
+                      <a:avLst/>
+                    </a:prstGeom>
+                    <a:ln w="38100" cap="sq">
+                      <a:solidFill>
+                        <a:srgbClr val="000000"/>
+                      </a:solidFill>
+                      <a:prstDash val="solid"/>
+                      <a:miter lim="800000"/>
+                    </a:ln>
+                    <a:effectLst>
+                      <a:outerShdw blurRad="50800" dist="38100" dir="2700000" algn="tl" rotWithShape="0">
+                        <a:srgbClr val="000000">
+                          <a:alpha val="43000"/>
+                        </a:srgbClr>
+                      </a:outerShdw>
+                    </a:effectLst>
+                  </pic:spPr>
+                </pic:pic>
+              </a:graphicData>
+            </a:graphic>
+          </wp:inline>
+        </w:drawing>
+      </w:r>
+    </w:p>
+    <w:p>
+      <w:pPr>
+        <w:jc w:val="center"/>
+        <w:rPr>
+          <w:rFonts w:ascii="Cascadia Code" w:hAnsi="Cascadia Code" w:cs="Cascadia Code"/>
+          <w:b/>
+          <w:bCs/>
+          <w:sz w:val="24"/>
+          <w:szCs w:val="24"/>
+        </w:rPr>
+      </w:pPr>
+      <w:r>
+        <w:rPr>
+          <w:rFonts w:ascii="Cascadia Code" w:hAnsi="Cascadia Code" w:cs="Cascadia Code"/>
+          <w:b/>
+          <w:bCs/>
+          <w:sz w:val="24"/>
+          <w:szCs w:val="24"/>
+        </w:rPr>
+        <w:t>DELETE</w:t>
+      </w:r>
+    </w:p>
+    <w:p>
+      <w:pPr>
+        <w:rPr>
+          <w:rFonts w:ascii="Cascadia Code" w:hAnsi="Cascadia Code" w:cs="Cascadia Code"/>
+        </w:rPr>
+      </w:pPr>
+    </w:p>
+    <w:p>
+      <w:pPr>
+        <w:rPr>
+          <w:rFonts w:ascii="Cascadia Code" w:hAnsi="Cascadia Code" w:cs="Cascadia Code"/>
+        </w:rPr>
+        <w:sectPr>
+          <w:type w:val="continuous"/>
+          <w:pgSz w:w="12240" w:h="15840"/>
+          <w:pgMar w:top="1080" w:right="1080" w:bottom="1080" w:left="1080" w:header="708" w:footer="708" w:gutter="0"/>
+          <w:pgNumType w:start="1"/>
+          <w:cols w:num="2" w:space="720"/>
+        </w:sectPr>
+      </w:pPr>
+    </w:p>
+    <w:p>
+      <w:pPr>
+        <w:rPr>
+          <w:rFonts w:ascii="Cascadia Code" w:hAnsi="Cascadia Code" w:cs="Cascadia Code"/>
+        </w:rPr>
+      </w:pPr>
+    </w:p>
     <w:p/>
     <w:p>
       <w:r>
@@ -3909,6 +4761,9 @@
         </w:tc>
       </w:tr>
     </w:tbl>
+    <w:p/>
+    <w:p/>
+    <w:p/>
     <w:p/>
     <w:p>
       <w:r>
@@ -9989,8 +10844,7 @@
     </w:tbl>
     <w:p/>
     <w:sectPr>
-      <w:headerReference w:type="default" r:id="rId14"/>
-      <w:footerReference w:type="default" r:id="rId15"/>
+      <w:type w:val="continuous"/>
       <w:pgSz w:w="12240" w:h="15840"/>
       <w:pgMar w:top="1080" w:right="1080" w:bottom="1080" w:left="1080" w:header="708" w:footer="708" w:gutter="0"/>
       <w:pgNumType w:start="1"/>

--- a/Part A/Part A - Apache Jmeter.docx
+++ b/Part A/Part A - Apache Jmeter.docx
@@ -3242,6 +3242,9 @@
         <w:jc w:val="center"/>
       </w:pPr>
       <w:r>
+        <w:rPr>
+          <w:noProof/>
+        </w:rPr>
         <w:drawing>
           <wp:inline distT="0" distB="0" distL="0" distR="0" wp14:anchorId="22154CD5" wp14:editId="7F843076">
             <wp:extent cx="2085983" cy="1766132"/>
@@ -3298,6 +3301,9 @@
         <w:jc w:val="center"/>
       </w:pPr>
       <w:r>
+        <w:rPr>
+          <w:noProof/>
+        </w:rPr>
         <w:drawing>
           <wp:inline distT="0" distB="0" distL="0" distR="0" wp14:anchorId="4469E4E4" wp14:editId="23F34166">
             <wp:extent cx="6400800" cy="949325"/>
@@ -3360,6 +3366,9 @@
         <w:jc w:val="center"/>
       </w:pPr>
       <w:r>
+        <w:rPr>
+          <w:noProof/>
+        </w:rPr>
         <w:drawing>
           <wp:inline distT="0" distB="0" distL="0" distR="0" wp14:anchorId="6B8CF009" wp14:editId="5AD1FFC6">
             <wp:extent cx="1817033" cy="1443670"/>
@@ -3466,7 +3475,7 @@
           <w:sz w:val="24"/>
           <w:szCs w:val="24"/>
         </w:rPr>
-        <w:t>PUT</w:t>
+        <w:t xml:space="preserve">PUT Request Code: </w:t>
       </w:r>
       <w:r>
         <w:rPr>
@@ -3474,7 +3483,7 @@
           <w:sz w:val="24"/>
           <w:szCs w:val="24"/>
         </w:rPr>
-        <w:t xml:space="preserve"> Request Code: </w:t>
+        <w:tab/>
       </w:r>
       <w:r>
         <w:rPr>
@@ -3483,33 +3492,33 @@
           <w:szCs w:val="24"/>
         </w:rPr>
         <w:tab/>
-      </w:r>
-      <w:r>
+        <w:t>200</w:t>
+      </w:r>
+    </w:p>
+    <w:p>
+      <w:pPr>
+        <w:jc w:val="center"/>
         <w:rPr>
           <w:rFonts w:ascii="Cascadia Code" w:hAnsi="Cascadia Code" w:cs="Cascadia Code"/>
           <w:sz w:val="24"/>
           <w:szCs w:val="24"/>
         </w:rPr>
-        <w:tab/>
-        <w:t>200</w:t>
-      </w:r>
-    </w:p>
-    <w:p>
-      <w:pPr>
-        <w:jc w:val="center"/>
+      </w:pPr>
+      <w:r>
         <w:rPr>
           <w:rFonts w:ascii="Cascadia Code" w:hAnsi="Cascadia Code" w:cs="Cascadia Code"/>
           <w:sz w:val="24"/>
           <w:szCs w:val="24"/>
         </w:rPr>
-      </w:pPr>
+        <w:t>POST Request Code:</w:t>
+      </w:r>
       <w:r>
         <w:rPr>
           <w:rFonts w:ascii="Cascadia Code" w:hAnsi="Cascadia Code" w:cs="Cascadia Code"/>
           <w:sz w:val="24"/>
           <w:szCs w:val="24"/>
         </w:rPr>
-        <w:t>POST</w:t>
+        <w:tab/>
       </w:r>
       <w:r>
         <w:rPr>
@@ -3517,50 +3526,26 @@
           <w:sz w:val="24"/>
           <w:szCs w:val="24"/>
         </w:rPr>
-        <w:t xml:space="preserve"> Request Code:</w:t>
-      </w:r>
-      <w:r>
+        <w:tab/>
+        <w:t>201</w:t>
+      </w:r>
+    </w:p>
+    <w:p>
+      <w:pPr>
+        <w:jc w:val="center"/>
         <w:rPr>
           <w:rFonts w:ascii="Cascadia Code" w:hAnsi="Cascadia Code" w:cs="Cascadia Code"/>
           <w:sz w:val="24"/>
           <w:szCs w:val="24"/>
         </w:rPr>
-        <w:tab/>
-      </w:r>
+      </w:pPr>
       <w:r>
         <w:rPr>
           <w:rFonts w:ascii="Cascadia Code" w:hAnsi="Cascadia Code" w:cs="Cascadia Code"/>
           <w:sz w:val="24"/>
           <w:szCs w:val="24"/>
         </w:rPr>
-        <w:tab/>
-        <w:t>201</w:t>
-      </w:r>
-    </w:p>
-    <w:p>
-      <w:pPr>
-        <w:jc w:val="center"/>
-        <w:rPr>
-          <w:rFonts w:ascii="Cascadia Code" w:hAnsi="Cascadia Code" w:cs="Cascadia Code"/>
-          <w:sz w:val="24"/>
-          <w:szCs w:val="24"/>
-        </w:rPr>
-      </w:pPr>
-      <w:r>
-        <w:rPr>
-          <w:rFonts w:ascii="Cascadia Code" w:hAnsi="Cascadia Code" w:cs="Cascadia Code"/>
-          <w:sz w:val="24"/>
-          <w:szCs w:val="24"/>
-        </w:rPr>
-        <w:t>DELETE</w:t>
-      </w:r>
-      <w:r>
-        <w:rPr>
-          <w:rFonts w:ascii="Cascadia Code" w:hAnsi="Cascadia Code" w:cs="Cascadia Code"/>
-          <w:sz w:val="24"/>
-          <w:szCs w:val="24"/>
-        </w:rPr>
-        <w:t xml:space="preserve"> Request Code: </w:t>
+        <w:t xml:space="preserve">DELETE Request Code: </w:t>
       </w:r>
       <w:r>
         <w:rPr>
@@ -3620,6 +3605,7 @@
           <w:rFonts w:ascii="Cascadia Code" w:hAnsi="Cascadia Code" w:cs="Cascadia Code"/>
           <w:b/>
           <w:bCs/>
+          <w:noProof/>
           <w:sz w:val="24"/>
           <w:szCs w:val="24"/>
         </w:rPr>
@@ -3736,6 +3722,7 @@
           <w:rFonts w:ascii="Cascadia Code" w:hAnsi="Cascadia Code" w:cs="Cascadia Code"/>
           <w:b/>
           <w:bCs/>
+          <w:noProof/>
           <w:sz w:val="24"/>
           <w:szCs w:val="24"/>
         </w:rPr>
@@ -3840,6 +3827,7 @@
           <w:rFonts w:ascii="Cascadia Code" w:hAnsi="Cascadia Code" w:cs="Cascadia Code"/>
           <w:b/>
           <w:bCs/>
+          <w:noProof/>
           <w:sz w:val="24"/>
           <w:szCs w:val="24"/>
         </w:rPr>
@@ -3944,6 +3932,7 @@
           <w:rFonts w:ascii="Cascadia Code" w:hAnsi="Cascadia Code" w:cs="Cascadia Code"/>
           <w:b/>
           <w:bCs/>
+          <w:noProof/>
           <w:sz w:val="24"/>
           <w:szCs w:val="24"/>
         </w:rPr>
@@ -4434,11 +4423,6 @@
     </w:p>
     <w:p>
       <w:pPr>
-        <w:spacing w:before="80"/>
-      </w:pPr>
-    </w:p>
-    <w:p>
-      <w:pPr>
         <w:pStyle w:val="Heading3"/>
       </w:pPr>
       <w:r>
@@ -4762,9 +4746,550 @@
       </w:tr>
     </w:tbl>
     <w:p/>
+    <w:p>
+      <w:pPr>
+        <w:jc w:val="center"/>
+      </w:pPr>
+      <w:r>
+        <w:rPr>
+          <w:noProof/>
+        </w:rPr>
+        <w:drawing>
+          <wp:inline distT="0" distB="0" distL="0" distR="0" wp14:anchorId="5892BC49" wp14:editId="4AEE6049">
+            <wp:extent cx="2743394" cy="2281107"/>
+            <wp:effectExtent l="76200" t="76200" r="133350" b="138430"/>
+            <wp:docPr id="1913109550" name="Picture 1"/>
+            <wp:cNvGraphicFramePr>
+              <a:graphicFrameLocks xmlns:a="http://schemas.openxmlformats.org/drawingml/2006/main" noChangeAspect="1"/>
+            </wp:cNvGraphicFramePr>
+            <a:graphic xmlns:a="http://schemas.openxmlformats.org/drawingml/2006/main">
+              <a:graphicData uri="http://schemas.openxmlformats.org/drawingml/2006/picture">
+                <pic:pic xmlns:pic="http://schemas.openxmlformats.org/drawingml/2006/picture">
+                  <pic:nvPicPr>
+                    <pic:cNvPr id="1913109550" name=""/>
+                    <pic:cNvPicPr/>
+                  </pic:nvPicPr>
+                  <pic:blipFill>
+                    <a:blip r:embed="rId23"/>
+                    <a:stretch>
+                      <a:fillRect/>
+                    </a:stretch>
+                  </pic:blipFill>
+                  <pic:spPr>
+                    <a:xfrm>
+                      <a:off x="0" y="0"/>
+                      <a:ext cx="2778937" cy="2310660"/>
+                    </a:xfrm>
+                    <a:prstGeom prst="rect">
+                      <a:avLst/>
+                    </a:prstGeom>
+                    <a:ln w="38100" cap="sq">
+                      <a:solidFill>
+                        <a:srgbClr val="000000"/>
+                      </a:solidFill>
+                      <a:prstDash val="solid"/>
+                      <a:miter lim="800000"/>
+                    </a:ln>
+                    <a:effectLst>
+                      <a:outerShdw blurRad="50800" dist="38100" dir="2700000" algn="tl" rotWithShape="0">
+                        <a:srgbClr val="000000">
+                          <a:alpha val="43000"/>
+                        </a:srgbClr>
+                      </a:outerShdw>
+                    </a:effectLst>
+                  </pic:spPr>
+                </pic:pic>
+              </a:graphicData>
+            </a:graphic>
+          </wp:inline>
+        </w:drawing>
+      </w:r>
+    </w:p>
+    <w:p>
+      <w:pPr>
+        <w:jc w:val="center"/>
+        <w:rPr>
+          <w:rFonts w:ascii="Cascadia Code" w:hAnsi="Cascadia Code" w:cs="Cascadia Code"/>
+          <w:sz w:val="24"/>
+          <w:szCs w:val="24"/>
+        </w:rPr>
+      </w:pPr>
+      <w:r>
+        <w:rPr>
+          <w:rFonts w:ascii="Cascadia Code" w:hAnsi="Cascadia Code" w:cs="Cascadia Code"/>
+          <w:sz w:val="24"/>
+          <w:szCs w:val="24"/>
+        </w:rPr>
+        <w:t>TREE</w:t>
+      </w:r>
+    </w:p>
     <w:p/>
-    <w:p/>
-    <w:p/>
+    <w:p>
+      <w:pPr>
+        <w:jc w:val="center"/>
+      </w:pPr>
+      <w:r>
+        <w:rPr>
+          <w:noProof/>
+        </w:rPr>
+        <w:lastRenderedPageBreak/>
+        <w:drawing>
+          <wp:inline distT="0" distB="0" distL="0" distR="0" wp14:anchorId="37416D8F" wp14:editId="2955862B">
+            <wp:extent cx="4272475" cy="1668710"/>
+            <wp:effectExtent l="76200" t="76200" r="128270" b="141605"/>
+            <wp:docPr id="161586499" name="Picture 1"/>
+            <wp:cNvGraphicFramePr>
+              <a:graphicFrameLocks xmlns:a="http://schemas.openxmlformats.org/drawingml/2006/main" noChangeAspect="1"/>
+            </wp:cNvGraphicFramePr>
+            <a:graphic xmlns:a="http://schemas.openxmlformats.org/drawingml/2006/main">
+              <a:graphicData uri="http://schemas.openxmlformats.org/drawingml/2006/picture">
+                <pic:pic xmlns:pic="http://schemas.openxmlformats.org/drawingml/2006/picture">
+                  <pic:nvPicPr>
+                    <pic:cNvPr id="161586499" name=""/>
+                    <pic:cNvPicPr/>
+                  </pic:nvPicPr>
+                  <pic:blipFill>
+                    <a:blip r:embed="rId24"/>
+                    <a:stretch>
+                      <a:fillRect/>
+                    </a:stretch>
+                  </pic:blipFill>
+                  <pic:spPr>
+                    <a:xfrm>
+                      <a:off x="0" y="0"/>
+                      <a:ext cx="4299078" cy="1679101"/>
+                    </a:xfrm>
+                    <a:prstGeom prst="rect">
+                      <a:avLst/>
+                    </a:prstGeom>
+                    <a:ln w="38100" cap="sq">
+                      <a:solidFill>
+                        <a:srgbClr val="000000"/>
+                      </a:solidFill>
+                      <a:prstDash val="solid"/>
+                      <a:miter lim="800000"/>
+                    </a:ln>
+                    <a:effectLst>
+                      <a:outerShdw blurRad="50800" dist="38100" dir="2700000" algn="tl" rotWithShape="0">
+                        <a:srgbClr val="000000">
+                          <a:alpha val="43000"/>
+                        </a:srgbClr>
+                      </a:outerShdw>
+                    </a:effectLst>
+                  </pic:spPr>
+                </pic:pic>
+              </a:graphicData>
+            </a:graphic>
+          </wp:inline>
+        </w:drawing>
+      </w:r>
+    </w:p>
+    <w:p>
+      <w:pPr>
+        <w:jc w:val="center"/>
+        <w:rPr>
+          <w:rFonts w:ascii="Cascadia Code" w:hAnsi="Cascadia Code" w:cs="Cascadia Code"/>
+          <w:sz w:val="24"/>
+          <w:szCs w:val="24"/>
+        </w:rPr>
+      </w:pPr>
+      <w:r>
+        <w:rPr>
+          <w:rFonts w:ascii="Cascadia Code" w:hAnsi="Cascadia Code" w:cs="Cascadia Code"/>
+          <w:sz w:val="24"/>
+          <w:szCs w:val="24"/>
+        </w:rPr>
+        <w:t>Success and failure test by changing response code to 999.</w:t>
+      </w:r>
+    </w:p>
+    <w:p>
+      <w:pPr>
+        <w:jc w:val="center"/>
+        <w:rPr>
+          <w:rFonts w:ascii="Cascadia Code" w:hAnsi="Cascadia Code" w:cs="Cascadia Code"/>
+          <w:sz w:val="24"/>
+          <w:szCs w:val="24"/>
+        </w:rPr>
+      </w:pPr>
+    </w:p>
+    <w:p>
+      <w:pPr>
+        <w:jc w:val="center"/>
+        <w:rPr>
+          <w:rFonts w:ascii="Cascadia Code" w:hAnsi="Cascadia Code" w:cs="Cascadia Code"/>
+          <w:sz w:val="24"/>
+          <w:szCs w:val="24"/>
+        </w:rPr>
+      </w:pPr>
+      <w:r>
+        <w:rPr>
+          <w:rFonts w:ascii="Cascadia Code" w:hAnsi="Cascadia Code" w:cs="Cascadia Code"/>
+          <w:noProof/>
+          <w:sz w:val="24"/>
+          <w:szCs w:val="24"/>
+        </w:rPr>
+        <w:drawing>
+          <wp:inline distT="0" distB="0" distL="0" distR="0" wp14:anchorId="2041BC0F" wp14:editId="16BA8EC0">
+            <wp:extent cx="3604989" cy="2419787"/>
+            <wp:effectExtent l="76200" t="76200" r="128905" b="133350"/>
+            <wp:docPr id="1942806493" name="Picture 1"/>
+            <wp:cNvGraphicFramePr>
+              <a:graphicFrameLocks xmlns:a="http://schemas.openxmlformats.org/drawingml/2006/main" noChangeAspect="1"/>
+            </wp:cNvGraphicFramePr>
+            <a:graphic xmlns:a="http://schemas.openxmlformats.org/drawingml/2006/main">
+              <a:graphicData uri="http://schemas.openxmlformats.org/drawingml/2006/picture">
+                <pic:pic xmlns:pic="http://schemas.openxmlformats.org/drawingml/2006/picture">
+                  <pic:nvPicPr>
+                    <pic:cNvPr id="1942806493" name=""/>
+                    <pic:cNvPicPr/>
+                  </pic:nvPicPr>
+                  <pic:blipFill>
+                    <a:blip r:embed="rId25"/>
+                    <a:stretch>
+                      <a:fillRect/>
+                    </a:stretch>
+                  </pic:blipFill>
+                  <pic:spPr>
+                    <a:xfrm>
+                      <a:off x="0" y="0"/>
+                      <a:ext cx="3613676" cy="2425618"/>
+                    </a:xfrm>
+                    <a:prstGeom prst="rect">
+                      <a:avLst/>
+                    </a:prstGeom>
+                    <a:ln w="38100" cap="sq">
+                      <a:solidFill>
+                        <a:srgbClr val="000000"/>
+                      </a:solidFill>
+                      <a:prstDash val="solid"/>
+                      <a:miter lim="800000"/>
+                    </a:ln>
+                    <a:effectLst>
+                      <a:outerShdw blurRad="50800" dist="38100" dir="2700000" algn="tl" rotWithShape="0">
+                        <a:srgbClr val="000000">
+                          <a:alpha val="43000"/>
+                        </a:srgbClr>
+                      </a:outerShdw>
+                    </a:effectLst>
+                  </pic:spPr>
+                </pic:pic>
+              </a:graphicData>
+            </a:graphic>
+          </wp:inline>
+        </w:drawing>
+      </w:r>
+    </w:p>
+    <w:p>
+      <w:pPr>
+        <w:jc w:val="center"/>
+        <w:rPr>
+          <w:rFonts w:ascii="Cascadia Code" w:hAnsi="Cascadia Code" w:cs="Cascadia Code"/>
+          <w:sz w:val="24"/>
+          <w:szCs w:val="24"/>
+        </w:rPr>
+      </w:pPr>
+      <w:r>
+        <w:rPr>
+          <w:rFonts w:ascii="Cascadia Code" w:hAnsi="Cascadia Code" w:cs="Cascadia Code"/>
+          <w:sz w:val="24"/>
+          <w:szCs w:val="24"/>
+        </w:rPr>
+        <w:t>failure test in assertion results matching code 999</w:t>
+      </w:r>
+    </w:p>
+    <w:p>
+      <w:pPr>
+        <w:rPr>
+          <w:rFonts w:ascii="Cascadia Code" w:hAnsi="Cascadia Code" w:cs="Cascadia Code"/>
+          <w:sz w:val="24"/>
+          <w:szCs w:val="24"/>
+        </w:rPr>
+      </w:pPr>
+    </w:p>
+    <w:p>
+      <w:pPr>
+        <w:jc w:val="center"/>
+        <w:rPr>
+          <w:rFonts w:ascii="Cascadia Code" w:hAnsi="Cascadia Code" w:cs="Cascadia Code"/>
+          <w:sz w:val="24"/>
+          <w:szCs w:val="24"/>
+        </w:rPr>
+      </w:pPr>
+      <w:r>
+        <w:rPr>
+          <w:rFonts w:ascii="Cascadia Code" w:hAnsi="Cascadia Code" w:cs="Cascadia Code"/>
+          <w:noProof/>
+          <w:sz w:val="24"/>
+          <w:szCs w:val="24"/>
+        </w:rPr>
+        <w:drawing>
+          <wp:inline distT="0" distB="0" distL="0" distR="0" wp14:anchorId="0040E5E9" wp14:editId="336183E0">
+            <wp:extent cx="5839436" cy="2312602"/>
+            <wp:effectExtent l="76200" t="76200" r="123825" b="126365"/>
+            <wp:docPr id="1946901719" name="Picture 1"/>
+            <wp:cNvGraphicFramePr>
+              <a:graphicFrameLocks xmlns:a="http://schemas.openxmlformats.org/drawingml/2006/main" noChangeAspect="1"/>
+            </wp:cNvGraphicFramePr>
+            <a:graphic xmlns:a="http://schemas.openxmlformats.org/drawingml/2006/main">
+              <a:graphicData uri="http://schemas.openxmlformats.org/drawingml/2006/picture">
+                <pic:pic xmlns:pic="http://schemas.openxmlformats.org/drawingml/2006/picture">
+                  <pic:nvPicPr>
+                    <pic:cNvPr id="1946901719" name=""/>
+                    <pic:cNvPicPr/>
+                  </pic:nvPicPr>
+                  <pic:blipFill>
+                    <a:blip r:embed="rId26"/>
+                    <a:stretch>
+                      <a:fillRect/>
+                    </a:stretch>
+                  </pic:blipFill>
+                  <pic:spPr>
+                    <a:xfrm>
+                      <a:off x="0" y="0"/>
+                      <a:ext cx="5844917" cy="2314773"/>
+                    </a:xfrm>
+                    <a:prstGeom prst="rect">
+                      <a:avLst/>
+                    </a:prstGeom>
+                    <a:ln w="38100" cap="sq">
+                      <a:solidFill>
+                        <a:srgbClr val="000000"/>
+                      </a:solidFill>
+                      <a:prstDash val="solid"/>
+                      <a:miter lim="800000"/>
+                    </a:ln>
+                    <a:effectLst>
+                      <a:outerShdw blurRad="50800" dist="38100" dir="2700000" algn="tl" rotWithShape="0">
+                        <a:srgbClr val="000000">
+                          <a:alpha val="43000"/>
+                        </a:srgbClr>
+                      </a:outerShdw>
+                    </a:effectLst>
+                  </pic:spPr>
+                </pic:pic>
+              </a:graphicData>
+            </a:graphic>
+          </wp:inline>
+        </w:drawing>
+      </w:r>
+    </w:p>
+    <w:p>
+      <w:pPr>
+        <w:jc w:val="center"/>
+        <w:rPr>
+          <w:rFonts w:ascii="Cascadia Code" w:hAnsi="Cascadia Code" w:cs="Cascadia Code"/>
+          <w:sz w:val="24"/>
+          <w:szCs w:val="24"/>
+        </w:rPr>
+      </w:pPr>
+      <w:r>
+        <w:rPr>
+          <w:rFonts w:ascii="Cascadia Code" w:hAnsi="Cascadia Code" w:cs="Cascadia Code"/>
+          <w:sz w:val="24"/>
+          <w:szCs w:val="24"/>
+        </w:rPr>
+        <w:t>Response Code Assertion</w:t>
+      </w:r>
+    </w:p>
+    <w:p>
+      <w:pPr>
+        <w:jc w:val="center"/>
+        <w:rPr>
+          <w:rFonts w:ascii="Cascadia Code" w:hAnsi="Cascadia Code" w:cs="Cascadia Code"/>
+          <w:sz w:val="24"/>
+          <w:szCs w:val="24"/>
+        </w:rPr>
+      </w:pPr>
+    </w:p>
+    <w:p>
+      <w:pPr>
+        <w:jc w:val="center"/>
+        <w:rPr>
+          <w:rFonts w:ascii="Cascadia Code" w:hAnsi="Cascadia Code" w:cs="Cascadia Code"/>
+          <w:sz w:val="24"/>
+          <w:szCs w:val="24"/>
+        </w:rPr>
+      </w:pPr>
+      <w:r>
+        <w:rPr>
+          <w:rFonts w:ascii="Cascadia Code" w:hAnsi="Cascadia Code" w:cs="Cascadia Code"/>
+          <w:noProof/>
+          <w:sz w:val="24"/>
+          <w:szCs w:val="24"/>
+        </w:rPr>
+        <w:lastRenderedPageBreak/>
+        <w:drawing>
+          <wp:inline distT="0" distB="0" distL="0" distR="0" wp14:anchorId="689F6181" wp14:editId="3713B607">
+            <wp:extent cx="5654879" cy="2260269"/>
+            <wp:effectExtent l="76200" t="76200" r="136525" b="140335"/>
+            <wp:docPr id="723993256" name="Picture 1"/>
+            <wp:cNvGraphicFramePr>
+              <a:graphicFrameLocks xmlns:a="http://schemas.openxmlformats.org/drawingml/2006/main" noChangeAspect="1"/>
+            </wp:cNvGraphicFramePr>
+            <a:graphic xmlns:a="http://schemas.openxmlformats.org/drawingml/2006/main">
+              <a:graphicData uri="http://schemas.openxmlformats.org/drawingml/2006/picture">
+                <pic:pic xmlns:pic="http://schemas.openxmlformats.org/drawingml/2006/picture">
+                  <pic:nvPicPr>
+                    <pic:cNvPr id="723993256" name=""/>
+                    <pic:cNvPicPr/>
+                  </pic:nvPicPr>
+                  <pic:blipFill>
+                    <a:blip r:embed="rId27"/>
+                    <a:stretch>
+                      <a:fillRect/>
+                    </a:stretch>
+                  </pic:blipFill>
+                  <pic:spPr>
+                    <a:xfrm>
+                      <a:off x="0" y="0"/>
+                      <a:ext cx="5668056" cy="2265536"/>
+                    </a:xfrm>
+                    <a:prstGeom prst="rect">
+                      <a:avLst/>
+                    </a:prstGeom>
+                    <a:ln w="38100" cap="sq">
+                      <a:solidFill>
+                        <a:srgbClr val="000000"/>
+                      </a:solidFill>
+                      <a:prstDash val="solid"/>
+                      <a:miter lim="800000"/>
+                    </a:ln>
+                    <a:effectLst>
+                      <a:outerShdw blurRad="50800" dist="38100" dir="2700000" algn="tl" rotWithShape="0">
+                        <a:srgbClr val="000000">
+                          <a:alpha val="43000"/>
+                        </a:srgbClr>
+                      </a:outerShdw>
+                    </a:effectLst>
+                  </pic:spPr>
+                </pic:pic>
+              </a:graphicData>
+            </a:graphic>
+          </wp:inline>
+        </w:drawing>
+      </w:r>
+    </w:p>
+    <w:p>
+      <w:pPr>
+        <w:jc w:val="center"/>
+        <w:rPr>
+          <w:rFonts w:ascii="Cascadia Code" w:hAnsi="Cascadia Code" w:cs="Cascadia Code"/>
+          <w:sz w:val="24"/>
+          <w:szCs w:val="24"/>
+        </w:rPr>
+      </w:pPr>
+      <w:r>
+        <w:rPr>
+          <w:rFonts w:ascii="Cascadia Code" w:hAnsi="Cascadia Code" w:cs="Cascadia Code"/>
+          <w:sz w:val="24"/>
+          <w:szCs w:val="24"/>
+        </w:rPr>
+        <w:t>Body Assertion</w:t>
+      </w:r>
+    </w:p>
+    <w:p>
+      <w:pPr>
+        <w:jc w:val="center"/>
+      </w:pPr>
+    </w:p>
+    <w:p>
+      <w:pPr>
+        <w:jc w:val="center"/>
+      </w:pPr>
+      <w:r>
+        <w:rPr>
+          <w:noProof/>
+        </w:rPr>
+        <w:drawing>
+          <wp:inline distT="0" distB="0" distL="0" distR="0" wp14:anchorId="73C8CE1B" wp14:editId="2FCB5D44">
+            <wp:extent cx="2728406" cy="2348917"/>
+            <wp:effectExtent l="76200" t="76200" r="129540" b="127635"/>
+            <wp:docPr id="1194956186" name="Picture 1"/>
+            <wp:cNvGraphicFramePr>
+              <a:graphicFrameLocks xmlns:a="http://schemas.openxmlformats.org/drawingml/2006/main" noChangeAspect="1"/>
+            </wp:cNvGraphicFramePr>
+            <a:graphic xmlns:a="http://schemas.openxmlformats.org/drawingml/2006/main">
+              <a:graphicData uri="http://schemas.openxmlformats.org/drawingml/2006/picture">
+                <pic:pic xmlns:pic="http://schemas.openxmlformats.org/drawingml/2006/picture">
+                  <pic:nvPicPr>
+                    <pic:cNvPr id="1194956186" name=""/>
+                    <pic:cNvPicPr/>
+                  </pic:nvPicPr>
+                  <pic:blipFill>
+                    <a:blip r:embed="rId28"/>
+                    <a:stretch>
+                      <a:fillRect/>
+                    </a:stretch>
+                  </pic:blipFill>
+                  <pic:spPr>
+                    <a:xfrm>
+                      <a:off x="0" y="0"/>
+                      <a:ext cx="2746724" cy="2364687"/>
+                    </a:xfrm>
+                    <a:prstGeom prst="rect">
+                      <a:avLst/>
+                    </a:prstGeom>
+                    <a:ln w="38100" cap="sq">
+                      <a:solidFill>
+                        <a:srgbClr val="000000"/>
+                      </a:solidFill>
+                      <a:prstDash val="solid"/>
+                      <a:miter lim="800000"/>
+                    </a:ln>
+                    <a:effectLst>
+                      <a:outerShdw blurRad="50800" dist="38100" dir="2700000" algn="tl" rotWithShape="0">
+                        <a:srgbClr val="000000">
+                          <a:alpha val="43000"/>
+                        </a:srgbClr>
+                      </a:outerShdw>
+                    </a:effectLst>
+                  </pic:spPr>
+                </pic:pic>
+              </a:graphicData>
+            </a:graphic>
+          </wp:inline>
+        </w:drawing>
+      </w:r>
+    </w:p>
+    <w:p>
+      <w:pPr>
+        <w:jc w:val="center"/>
+        <w:rPr>
+          <w:rFonts w:ascii="Cascadia Code" w:hAnsi="Cascadia Code" w:cs="Cascadia Code"/>
+          <w:sz w:val="24"/>
+          <w:szCs w:val="24"/>
+        </w:rPr>
+      </w:pPr>
+      <w:r>
+        <w:rPr>
+          <w:rFonts w:ascii="Cascadia Code" w:hAnsi="Cascadia Code" w:cs="Cascadia Code"/>
+          <w:sz w:val="24"/>
+          <w:szCs w:val="24"/>
+        </w:rPr>
+        <w:t>JSON</w:t>
+      </w:r>
+      <w:r>
+        <w:rPr>
+          <w:rFonts w:ascii="Cascadia Code" w:hAnsi="Cascadia Code" w:cs="Cascadia Code"/>
+          <w:sz w:val="24"/>
+          <w:szCs w:val="24"/>
+        </w:rPr>
+        <w:t xml:space="preserve"> Assertio</w:t>
+      </w:r>
+      <w:r>
+        <w:rPr>
+          <w:rFonts w:ascii="Cascadia Code" w:hAnsi="Cascadia Code" w:cs="Cascadia Code"/>
+          <w:sz w:val="24"/>
+          <w:szCs w:val="24"/>
+        </w:rPr>
+        <w:t>n</w:t>
+      </w:r>
+    </w:p>
+    <w:p>
+      <w:pPr>
+        <w:jc w:val="center"/>
+      </w:pPr>
+    </w:p>
     <w:p>
       <w:r>
         <w:br w:type="page"/>
@@ -11673,7 +12198,7 @@
   <w:style w:type="paragraph" w:default="1" w:styleId="Normal">
     <w:name w:val="Normal"/>
     <w:qFormat/>
-    <w:rsid w:val="005A5FC1"/>
+    <w:rsid w:val="00004764"/>
   </w:style>
   <w:style w:type="paragraph" w:styleId="Heading1">
     <w:name w:val="heading 1"/>
